--- a/lessons/1-6/readiness/practice.docx
+++ b/lessons/1-6/readiness/practice.docx
@@ -101,7 +101,845 @@
     </w:p>
     <w:p>
       <w:pPr>
-        <w:spacing w:after="120" w:before="0"/>
+        <w:spacing w:after="60" w:before="120"/>
+      </w:pPr>
+      <w:r>
+        <w:rPr>
+          <w:b/>
+          <w:bCs/>
+          <w:color w:val="0F2B3C"/>
+          <w:sz w:val="24"/>
+          <w:szCs w:val="24"/>
+        </w:rPr>
+        <w:t xml:space="preserve">Vocabulary Anchor Box</w:t>
+      </w:r>
+    </w:p>
+    <w:tbl>
+      <w:tblPr>
+        <w:tblW w:type="dxa" w:w="9360"/>
+        <w:tblBorders>
+          <w:top w:val="single" w:color="C7D2DD" w:sz="6"/>
+          <w:left w:val="single" w:color="C7D2DD" w:sz="6"/>
+          <w:bottom w:val="single" w:color="C7D2DD" w:sz="6"/>
+          <w:right w:val="single" w:color="C7D2DD" w:sz="6"/>
+          <w:insideH w:val="single" w:color="C7D2DD" w:sz="6"/>
+          <w:insideV w:val="single" w:color="C7D2DD" w:sz="6"/>
+        </w:tblBorders>
+      </w:tblPr>
+      <w:tblGrid>
+        <w:gridCol w:w="1800"/>
+        <w:gridCol w:w="3160"/>
+        <w:gridCol w:w="2200"/>
+        <w:gridCol w:w="2200"/>
+      </w:tblGrid>
+      <w:tr>
+        <w:trPr>
+          <w:cantSplit/>
+          <w:tblHeader/>
+        </w:trPr>
+        <w:tc>
+          <w:tcPr>
+            <w:tcW w:type="dxa" w:w="1800"/>
+            <w:shd w:fill="EEF4F8" w:color="auto" w:val="clear"/>
+            <w:tcMar>
+              <w:top w:type="dxa" w:w="60"/>
+              <w:left w:type="dxa" w:w="100"/>
+              <w:bottom w:type="dxa" w:w="60"/>
+              <w:right w:type="dxa" w:w="100"/>
+            </w:tcMar>
+          </w:tcPr>
+          <w:p>
+            <w:pPr>
+              <w:spacing w:after="0" w:before="0"/>
+            </w:pPr>
+            <w:r>
+              <w:rPr>
+                <w:b/>
+                <w:bCs/>
+                <w:color w:val="0F2B3C"/>
+                <w:sz w:val="18"/>
+                <w:szCs w:val="18"/>
+              </w:rPr>
+              <w:t xml:space="preserve">Concept Term</w:t>
+            </w:r>
+          </w:p>
+        </w:tc>
+        <w:tc>
+          <w:tcPr>
+            <w:tcW w:type="dxa" w:w="3160"/>
+            <w:shd w:fill="EEF4F8" w:color="auto" w:val="clear"/>
+            <w:tcMar>
+              <w:top w:type="dxa" w:w="60"/>
+              <w:left w:type="dxa" w:w="100"/>
+              <w:bottom w:type="dxa" w:w="60"/>
+              <w:right w:type="dxa" w:w="100"/>
+            </w:tcMar>
+          </w:tcPr>
+          <w:p>
+            <w:pPr>
+              <w:spacing w:after="0" w:before="0"/>
+            </w:pPr>
+            <w:r>
+              <w:rPr>
+                <w:b/>
+                <w:bCs/>
+                <w:color w:val="0F2B3C"/>
+                <w:sz w:val="18"/>
+                <w:szCs w:val="18"/>
+              </w:rPr>
+              <w:t xml:space="preserve">Student-Friendly Definition</w:t>
+            </w:r>
+          </w:p>
+        </w:tc>
+        <w:tc>
+          <w:tcPr>
+            <w:tcW w:type="dxa" w:w="2200"/>
+            <w:shd w:fill="EEF4F8" w:color="auto" w:val="clear"/>
+            <w:tcMar>
+              <w:top w:type="dxa" w:w="60"/>
+              <w:left w:type="dxa" w:w="100"/>
+              <w:bottom w:type="dxa" w:w="60"/>
+              <w:right w:type="dxa" w:w="100"/>
+            </w:tcMar>
+          </w:tcPr>
+          <w:p>
+            <w:pPr>
+              <w:spacing w:after="0" w:before="0"/>
+            </w:pPr>
+            <w:r>
+              <w:rPr>
+                <w:b/>
+                <w:bCs/>
+                <w:color w:val="0F2B3C"/>
+                <w:sz w:val="18"/>
+                <w:szCs w:val="18"/>
+              </w:rPr>
+              <w:t xml:space="preserve">Non-Example</w:t>
+            </w:r>
+          </w:p>
+        </w:tc>
+        <w:tc>
+          <w:tcPr>
+            <w:tcW w:type="dxa" w:w="2200"/>
+            <w:shd w:fill="EEF4F8" w:color="auto" w:val="clear"/>
+            <w:tcMar>
+              <w:top w:type="dxa" w:w="60"/>
+              <w:left w:type="dxa" w:w="100"/>
+              <w:bottom w:type="dxa" w:w="60"/>
+              <w:right w:type="dxa" w:w="100"/>
+            </w:tcMar>
+          </w:tcPr>
+          <w:p>
+            <w:pPr>
+              <w:spacing w:after="0" w:before="0"/>
+            </w:pPr>
+            <w:r>
+              <w:rPr>
+                <w:b/>
+                <w:bCs/>
+                <w:color w:val="0F2B3C"/>
+                <w:sz w:val="18"/>
+                <w:szCs w:val="18"/>
+              </w:rPr>
+              <w:t xml:space="preserve">Visual Clue</w:t>
+            </w:r>
+          </w:p>
+        </w:tc>
+      </w:tr>
+      <w:tr>
+        <w:trPr>
+          <w:cantSplit/>
+        </w:trPr>
+        <w:tc>
+          <w:tcPr>
+            <w:tcW w:type="dxa" w:w="1800"/>
+            <w:tcMar>
+              <w:top w:type="dxa" w:w="60"/>
+              <w:left w:type="dxa" w:w="100"/>
+              <w:bottom w:type="dxa" w:w="60"/>
+              <w:right w:type="dxa" w:w="100"/>
+            </w:tcMar>
+            <w:vAlign w:val="top"/>
+          </w:tcPr>
+          <w:p>
+            <w:pPr>
+              <w:spacing w:after="20" w:before="0"/>
+            </w:pPr>
+            <w:r>
+              <w:rPr>
+                <w:b/>
+                <w:bCs/>
+                <w:color w:val="0F2B3C"/>
+                <w:sz w:val="20"/>
+                <w:szCs w:val="20"/>
+              </w:rPr>
+              <w:t xml:space="preserve">make sense of a problem</w:t>
+            </w:r>
+          </w:p>
+          <w:p>
+            <w:pPr>
+              <w:spacing w:after="0" w:before="0"/>
+            </w:pPr>
+            <w:r>
+              <w:rPr>
+                <w:i/>
+                <w:iCs/>
+                <w:color w:val="5E6E7E"/>
+                <w:sz w:val="18"/>
+                <w:szCs w:val="18"/>
+              </w:rPr>
+              <w:t xml:space="preserve">comprender un problema</w:t>
+            </w:r>
+          </w:p>
+        </w:tc>
+        <w:tc>
+          <w:tcPr>
+            <w:tcW w:type="dxa" w:w="3160"/>
+            <w:tcMar>
+              <w:top w:type="dxa" w:w="60"/>
+              <w:left w:type="dxa" w:w="100"/>
+              <w:bottom w:type="dxa" w:w="60"/>
+              <w:right w:type="dxa" w:w="100"/>
+            </w:tcMar>
+            <w:vAlign w:val="top"/>
+          </w:tcPr>
+          <w:p>
+            <w:pPr>
+              <w:spacing w:after="0" w:before="0"/>
+            </w:pPr>
+            <w:r>
+              <w:rPr>
+                <w:sz w:val="19"/>
+                <w:szCs w:val="19"/>
+              </w:rPr>
+              <w:t xml:space="preserve">To figure out what a problem is asking — what you know, and what you don't know yet.</w:t>
+            </w:r>
+          </w:p>
+        </w:tc>
+        <w:tc>
+          <w:tcPr>
+            <w:tcW w:type="dxa" w:w="2200"/>
+            <w:tcMar>
+              <w:top w:type="dxa" w:w="60"/>
+              <w:left w:type="dxa" w:w="100"/>
+              <w:bottom w:type="dxa" w:w="60"/>
+              <w:right w:type="dxa" w:w="100"/>
+            </w:tcMar>
+            <w:vAlign w:val="top"/>
+          </w:tcPr>
+          <w:p>
+            <w:pPr>
+              <w:spacing w:after="30" w:before="0"/>
+            </w:pPr>
+            <w:r>
+              <w:rPr>
+                <w:i/>
+                <w:iCs/>
+                <w:color w:val="5E6E7E"/>
+                <w:sz w:val="18"/>
+                <w:szCs w:val="18"/>
+              </w:rPr>
+              <w:t xml:space="preserve">Not make sense of a problem: write a counter-example that does not fit the rule.</w:t>
+            </w:r>
+          </w:p>
+          <w:p>
+            <w:pPr>
+              <w:spacing w:after="50" w:before="0"/>
+            </w:pPr>
+            <w:r>
+              <w:rPr>
+                <w:color w:val="BBBBBB"/>
+                <w:sz w:val="18"/>
+                <w:szCs w:val="18"/>
+              </w:rPr>
+              <w:t xml:space="preserve">____________________________</w:t>
+            </w:r>
+          </w:p>
+        </w:tc>
+        <w:tc>
+          <w:tcPr>
+            <w:tcW w:type="dxa" w:w="2200"/>
+            <w:tcMar>
+              <w:top w:type="dxa" w:w="60"/>
+              <w:left w:type="dxa" w:w="100"/>
+              <w:bottom w:type="dxa" w:w="60"/>
+              <w:right w:type="dxa" w:w="100"/>
+            </w:tcMar>
+            <w:vAlign w:val="top"/>
+          </w:tcPr>
+          <w:p>
+            <w:pPr>
+              <w:spacing w:after="0" w:before="0"/>
+            </w:pPr>
+            <w:r>
+              <w:rPr>
+                <w:i/>
+                <w:iCs/>
+                <w:color w:val="5E6E7E"/>
+                <w:sz w:val="18"/>
+                <w:szCs w:val="18"/>
+              </w:rPr>
+              <w:t xml:space="preserve">KNOW: 16 wheels, 6 times as many. DON'T KNOW: how many bikes.</w:t>
+            </w:r>
+          </w:p>
+        </w:tc>
+      </w:tr>
+      <w:tr>
+        <w:trPr>
+          <w:cantSplit/>
+        </w:trPr>
+        <w:tc>
+          <w:tcPr>
+            <w:tcW w:type="dxa" w:w="1800"/>
+            <w:tcMar>
+              <w:top w:type="dxa" w:w="60"/>
+              <w:left w:type="dxa" w:w="100"/>
+              <w:bottom w:type="dxa" w:w="60"/>
+              <w:right w:type="dxa" w:w="100"/>
+            </w:tcMar>
+            <w:vAlign w:val="top"/>
+          </w:tcPr>
+          <w:p>
+            <w:pPr>
+              <w:spacing w:after="20" w:before="0"/>
+            </w:pPr>
+            <w:r>
+              <w:rPr>
+                <w:b/>
+                <w:bCs/>
+                <w:color w:val="0F2B3C"/>
+                <w:sz w:val="20"/>
+                <w:szCs w:val="20"/>
+              </w:rPr>
+              <w:t xml:space="preserve">representation</w:t>
+            </w:r>
+          </w:p>
+          <w:p>
+            <w:pPr>
+              <w:spacing w:after="0" w:before="0"/>
+            </w:pPr>
+            <w:r>
+              <w:rPr>
+                <w:i/>
+                <w:iCs/>
+                <w:color w:val="5E6E7E"/>
+                <w:sz w:val="18"/>
+                <w:szCs w:val="18"/>
+              </w:rPr>
+              <w:t xml:space="preserve">representación</w:t>
+            </w:r>
+          </w:p>
+        </w:tc>
+        <w:tc>
+          <w:tcPr>
+            <w:tcW w:type="dxa" w:w="3160"/>
+            <w:tcMar>
+              <w:top w:type="dxa" w:w="60"/>
+              <w:left w:type="dxa" w:w="100"/>
+              <w:bottom w:type="dxa" w:w="60"/>
+              <w:right w:type="dxa" w:w="100"/>
+            </w:tcMar>
+            <w:vAlign w:val="top"/>
+          </w:tcPr>
+          <w:p>
+            <w:pPr>
+              <w:spacing w:after="0" w:before="0"/>
+            </w:pPr>
+            <w:r>
+              <w:rPr>
+                <w:sz w:val="19"/>
+                <w:szCs w:val="19"/>
+              </w:rPr>
+              <w:t xml:space="preserve">A way of showing a problem — a drawing, table, equation, or model — that helps you see it.</w:t>
+            </w:r>
+          </w:p>
+        </w:tc>
+        <w:tc>
+          <w:tcPr>
+            <w:tcW w:type="dxa" w:w="2200"/>
+            <w:tcMar>
+              <w:top w:type="dxa" w:w="60"/>
+              <w:left w:type="dxa" w:w="100"/>
+              <w:bottom w:type="dxa" w:w="60"/>
+              <w:right w:type="dxa" w:w="100"/>
+            </w:tcMar>
+            <w:vAlign w:val="top"/>
+          </w:tcPr>
+          <w:p>
+            <w:pPr>
+              <w:spacing w:after="30" w:before="0"/>
+            </w:pPr>
+            <w:r>
+              <w:rPr>
+                <w:i/>
+                <w:iCs/>
+                <w:color w:val="5E6E7E"/>
+                <w:sz w:val="18"/>
+                <w:szCs w:val="18"/>
+              </w:rPr>
+              <w:t xml:space="preserve">Not representation: write a counter-example that does not fit the rule.</w:t>
+            </w:r>
+          </w:p>
+          <w:p>
+            <w:pPr>
+              <w:spacing w:after="50" w:before="0"/>
+            </w:pPr>
+            <w:r>
+              <w:rPr>
+                <w:color w:val="BBBBBB"/>
+                <w:sz w:val="18"/>
+                <w:szCs w:val="18"/>
+              </w:rPr>
+              <w:t xml:space="preserve">____________________________</w:t>
+            </w:r>
+          </w:p>
+        </w:tc>
+        <w:tc>
+          <w:tcPr>
+            <w:tcW w:type="dxa" w:w="2200"/>
+            <w:tcMar>
+              <w:top w:type="dxa" w:w="60"/>
+              <w:left w:type="dxa" w:w="100"/>
+              <w:bottom w:type="dxa" w:w="60"/>
+              <w:right w:type="dxa" w:w="100"/>
+            </w:tcMar>
+            <w:vAlign w:val="top"/>
+          </w:tcPr>
+          <w:p>
+            <w:pPr>
+              <w:spacing w:after="0" w:before="0"/>
+            </w:pPr>
+            <w:r>
+              <w:rPr>
+                <w:i/>
+                <w:iCs/>
+                <w:color w:val="5E6E7E"/>
+                <w:sz w:val="18"/>
+                <w:szCs w:val="18"/>
+              </w:rPr>
+              <w:t xml:space="preserve">The same 12 shown three ways: a tape diagram, a table, and 3 × 4.</w:t>
+            </w:r>
+          </w:p>
+        </w:tc>
+      </w:tr>
+      <w:tr>
+        <w:trPr>
+          <w:cantSplit/>
+        </w:trPr>
+        <w:tc>
+          <w:tcPr>
+            <w:tcW w:type="dxa" w:w="1800"/>
+            <w:tcMar>
+              <w:top w:type="dxa" w:w="60"/>
+              <w:left w:type="dxa" w:w="100"/>
+              <w:bottom w:type="dxa" w:w="60"/>
+              <w:right w:type="dxa" w:w="100"/>
+            </w:tcMar>
+            <w:vAlign w:val="top"/>
+          </w:tcPr>
+          <w:p>
+            <w:pPr>
+              <w:spacing w:after="20" w:before="0"/>
+            </w:pPr>
+            <w:r>
+              <w:rPr>
+                <w:b/>
+                <w:bCs/>
+                <w:color w:val="0F2B3C"/>
+                <w:sz w:val="20"/>
+                <w:szCs w:val="20"/>
+              </w:rPr>
+              <w:t xml:space="preserve">strategy</w:t>
+            </w:r>
+          </w:p>
+          <w:p>
+            <w:pPr>
+              <w:spacing w:after="0" w:before="0"/>
+            </w:pPr>
+            <w:r>
+              <w:rPr>
+                <w:i/>
+                <w:iCs/>
+                <w:color w:val="5E6E7E"/>
+                <w:sz w:val="18"/>
+                <w:szCs w:val="18"/>
+              </w:rPr>
+              <w:t xml:space="preserve">estrategia</w:t>
+            </w:r>
+          </w:p>
+        </w:tc>
+        <w:tc>
+          <w:tcPr>
+            <w:tcW w:type="dxa" w:w="3160"/>
+            <w:tcMar>
+              <w:top w:type="dxa" w:w="60"/>
+              <w:left w:type="dxa" w:w="100"/>
+              <w:bottom w:type="dxa" w:w="60"/>
+              <w:right w:type="dxa" w:w="100"/>
+            </w:tcMar>
+            <w:vAlign w:val="top"/>
+          </w:tcPr>
+          <w:p>
+            <w:pPr>
+              <w:spacing w:after="0" w:before="0"/>
+            </w:pPr>
+            <w:r>
+              <w:rPr>
+                <w:sz w:val="19"/>
+                <w:szCs w:val="19"/>
+              </w:rPr>
+              <w:t xml:space="preserve">A plan of attack for a problem — and something you can switch when you get stuck.</w:t>
+            </w:r>
+          </w:p>
+        </w:tc>
+        <w:tc>
+          <w:tcPr>
+            <w:tcW w:type="dxa" w:w="2200"/>
+            <w:tcMar>
+              <w:top w:type="dxa" w:w="60"/>
+              <w:left w:type="dxa" w:w="100"/>
+              <w:bottom w:type="dxa" w:w="60"/>
+              <w:right w:type="dxa" w:w="100"/>
+            </w:tcMar>
+            <w:vAlign w:val="top"/>
+          </w:tcPr>
+          <w:p>
+            <w:pPr>
+              <w:spacing w:after="30" w:before="0"/>
+            </w:pPr>
+            <w:r>
+              <w:rPr>
+                <w:i/>
+                <w:iCs/>
+                <w:color w:val="5E6E7E"/>
+                <w:sz w:val="18"/>
+                <w:szCs w:val="18"/>
+              </w:rPr>
+              <w:t xml:space="preserve">Not strategy: write a counter-example that does not fit the rule.</w:t>
+            </w:r>
+          </w:p>
+          <w:p>
+            <w:pPr>
+              <w:spacing w:after="50" w:before="0"/>
+            </w:pPr>
+            <w:r>
+              <w:rPr>
+                <w:color w:val="BBBBBB"/>
+                <w:sz w:val="18"/>
+                <w:szCs w:val="18"/>
+              </w:rPr>
+              <w:t xml:space="preserve">____________________________</w:t>
+            </w:r>
+          </w:p>
+        </w:tc>
+        <w:tc>
+          <w:tcPr>
+            <w:tcW w:type="dxa" w:w="2200"/>
+            <w:tcMar>
+              <w:top w:type="dxa" w:w="60"/>
+              <w:left w:type="dxa" w:w="100"/>
+              <w:bottom w:type="dxa" w:w="60"/>
+              <w:right w:type="dxa" w:w="100"/>
+            </w:tcMar>
+            <w:vAlign w:val="top"/>
+          </w:tcPr>
+          <w:p>
+            <w:pPr>
+              <w:spacing w:after="0" w:before="0"/>
+            </w:pPr>
+            <w:r>
+              <w:rPr>
+                <w:i/>
+                <w:iCs/>
+                <w:color w:val="5E6E7E"/>
+                <w:sz w:val="18"/>
+                <w:szCs w:val="18"/>
+              </w:rPr>
+              <w:t xml:space="preserve">“I will draw a tape diagram first, then divide” — chosen before computing.</w:t>
+            </w:r>
+          </w:p>
+        </w:tc>
+      </w:tr>
+      <w:tr>
+        <w:trPr>
+          <w:cantSplit/>
+        </w:trPr>
+        <w:tc>
+          <w:tcPr>
+            <w:tcW w:type="dxa" w:w="1800"/>
+            <w:tcMar>
+              <w:top w:type="dxa" w:w="60"/>
+              <w:left w:type="dxa" w:w="100"/>
+              <w:bottom w:type="dxa" w:w="60"/>
+              <w:right w:type="dxa" w:w="100"/>
+            </w:tcMar>
+            <w:vAlign w:val="top"/>
+          </w:tcPr>
+          <w:p>
+            <w:pPr>
+              <w:spacing w:after="20" w:before="0"/>
+            </w:pPr>
+            <w:r>
+              <w:rPr>
+                <w:b/>
+                <w:bCs/>
+                <w:color w:val="0F2B3C"/>
+                <w:sz w:val="20"/>
+                <w:szCs w:val="20"/>
+              </w:rPr>
+              <w:t xml:space="preserve">critique</w:t>
+            </w:r>
+          </w:p>
+          <w:p>
+            <w:pPr>
+              <w:spacing w:after="0" w:before="0"/>
+            </w:pPr>
+            <w:r>
+              <w:rPr>
+                <w:i/>
+                <w:iCs/>
+                <w:color w:val="5E6E7E"/>
+                <w:sz w:val="18"/>
+                <w:szCs w:val="18"/>
+              </w:rPr>
+              <w:t xml:space="preserve">criticar constructivamente</w:t>
+            </w:r>
+          </w:p>
+        </w:tc>
+        <w:tc>
+          <w:tcPr>
+            <w:tcW w:type="dxa" w:w="3160"/>
+            <w:tcMar>
+              <w:top w:type="dxa" w:w="60"/>
+              <w:left w:type="dxa" w:w="100"/>
+              <w:bottom w:type="dxa" w:w="60"/>
+              <w:right w:type="dxa" w:w="100"/>
+            </w:tcMar>
+            <w:vAlign w:val="top"/>
+          </w:tcPr>
+          <w:p>
+            <w:pPr>
+              <w:spacing w:after="0" w:before="0"/>
+            </w:pPr>
+            <w:r>
+              <w:rPr>
+                <w:sz w:val="19"/>
+                <w:szCs w:val="19"/>
+              </w:rPr>
+              <w:t xml:space="preserve">To examine an idea and say what is convincing or not — about the idea, never about the person.</w:t>
+            </w:r>
+          </w:p>
+        </w:tc>
+        <w:tc>
+          <w:tcPr>
+            <w:tcW w:type="dxa" w:w="2200"/>
+            <w:tcMar>
+              <w:top w:type="dxa" w:w="60"/>
+              <w:left w:type="dxa" w:w="100"/>
+              <w:bottom w:type="dxa" w:w="60"/>
+              <w:right w:type="dxa" w:w="100"/>
+            </w:tcMar>
+            <w:vAlign w:val="top"/>
+          </w:tcPr>
+          <w:p>
+            <w:pPr>
+              <w:spacing w:after="30" w:before="0"/>
+            </w:pPr>
+            <w:r>
+              <w:rPr>
+                <w:i/>
+                <w:iCs/>
+                <w:color w:val="5E6E7E"/>
+                <w:sz w:val="18"/>
+                <w:szCs w:val="18"/>
+              </w:rPr>
+              <w:t xml:space="preserve">Not critique: write a counter-example that does not fit the rule.</w:t>
+            </w:r>
+          </w:p>
+          <w:p>
+            <w:pPr>
+              <w:spacing w:after="50" w:before="0"/>
+            </w:pPr>
+            <w:r>
+              <w:rPr>
+                <w:color w:val="BBBBBB"/>
+                <w:sz w:val="18"/>
+                <w:szCs w:val="18"/>
+              </w:rPr>
+              <w:t xml:space="preserve">____________________________</w:t>
+            </w:r>
+          </w:p>
+        </w:tc>
+        <w:tc>
+          <w:tcPr>
+            <w:tcW w:type="dxa" w:w="2200"/>
+            <w:tcMar>
+              <w:top w:type="dxa" w:w="60"/>
+              <w:left w:type="dxa" w:w="100"/>
+              <w:bottom w:type="dxa" w:w="60"/>
+              <w:right w:type="dxa" w:w="100"/>
+            </w:tcMar>
+            <w:vAlign w:val="top"/>
+          </w:tcPr>
+          <w:p>
+            <w:pPr>
+              <w:spacing w:after="0" w:before="0"/>
+            </w:pPr>
+            <w:r>
+              <w:rPr>
+                <w:i/>
+                <w:iCs/>
+                <w:color w:val="5E6E7E"/>
+                <w:sz w:val="18"/>
+                <w:szCs w:val="18"/>
+              </w:rPr>
+              <w:t xml:space="preserve">“That step assumes the boxes are full — how do we know?”</w:t>
+            </w:r>
+          </w:p>
+        </w:tc>
+      </w:tr>
+      <w:tr>
+        <w:trPr>
+          <w:cantSplit/>
+        </w:trPr>
+        <w:tc>
+          <w:tcPr>
+            <w:tcW w:type="dxa" w:w="1800"/>
+            <w:tcMar>
+              <w:top w:type="dxa" w:w="60"/>
+              <w:left w:type="dxa" w:w="100"/>
+              <w:bottom w:type="dxa" w:w="60"/>
+              <w:right w:type="dxa" w:w="100"/>
+            </w:tcMar>
+            <w:vAlign w:val="top"/>
+          </w:tcPr>
+          <w:p>
+            <w:pPr>
+              <w:spacing w:after="20" w:before="0"/>
+            </w:pPr>
+            <w:r>
+              <w:rPr>
+                <w:b/>
+                <w:bCs/>
+                <w:color w:val="0F2B3C"/>
+                <w:sz w:val="20"/>
+                <w:szCs w:val="20"/>
+              </w:rPr>
+              <w:t xml:space="preserve">community agreement</w:t>
+            </w:r>
+          </w:p>
+          <w:p>
+            <w:pPr>
+              <w:spacing w:after="0" w:before="0"/>
+            </w:pPr>
+            <w:r>
+              <w:rPr>
+                <w:i/>
+                <w:iCs/>
+                <w:color w:val="5E6E7E"/>
+                <w:sz w:val="18"/>
+                <w:szCs w:val="18"/>
+              </w:rPr>
+              <w:t xml:space="preserve">acuerdo comunitario</w:t>
+            </w:r>
+          </w:p>
+        </w:tc>
+        <w:tc>
+          <w:tcPr>
+            <w:tcW w:type="dxa" w:w="3160"/>
+            <w:tcMar>
+              <w:top w:type="dxa" w:w="60"/>
+              <w:left w:type="dxa" w:w="100"/>
+              <w:bottom w:type="dxa" w:w="60"/>
+              <w:right w:type="dxa" w:w="100"/>
+            </w:tcMar>
+            <w:vAlign w:val="top"/>
+          </w:tcPr>
+          <w:p>
+            <w:pPr>
+              <w:spacing w:after="0" w:before="0"/>
+            </w:pPr>
+            <w:r>
+              <w:rPr>
+                <w:sz w:val="19"/>
+                <w:szCs w:val="19"/>
+              </w:rPr>
+              <w:t xml:space="preserve">A rule the whole class agrees to so that everyone can learn together.</w:t>
+            </w:r>
+          </w:p>
+        </w:tc>
+        <w:tc>
+          <w:tcPr>
+            <w:tcW w:type="dxa" w:w="2200"/>
+            <w:tcMar>
+              <w:top w:type="dxa" w:w="60"/>
+              <w:left w:type="dxa" w:w="100"/>
+              <w:bottom w:type="dxa" w:w="60"/>
+              <w:right w:type="dxa" w:w="100"/>
+            </w:tcMar>
+            <w:vAlign w:val="top"/>
+          </w:tcPr>
+          <w:p>
+            <w:pPr>
+              <w:spacing w:after="30" w:before="0"/>
+            </w:pPr>
+            <w:r>
+              <w:rPr>
+                <w:i/>
+                <w:iCs/>
+                <w:color w:val="5E6E7E"/>
+                <w:sz w:val="18"/>
+                <w:szCs w:val="18"/>
+              </w:rPr>
+              <w:t xml:space="preserve">Not community agreement: write a counter-example that does not fit the rule.</w:t>
+            </w:r>
+          </w:p>
+          <w:p>
+            <w:pPr>
+              <w:spacing w:after="50" w:before="0"/>
+            </w:pPr>
+            <w:r>
+              <w:rPr>
+                <w:color w:val="BBBBBB"/>
+                <w:sz w:val="18"/>
+                <w:szCs w:val="18"/>
+              </w:rPr>
+              <w:t xml:space="preserve">____________________________</w:t>
+            </w:r>
+          </w:p>
+        </w:tc>
+        <w:tc>
+          <w:tcPr>
+            <w:tcW w:type="dxa" w:w="2200"/>
+            <w:tcMar>
+              <w:top w:type="dxa" w:w="60"/>
+              <w:left w:type="dxa" w:w="100"/>
+              <w:bottom w:type="dxa" w:w="60"/>
+              <w:right w:type="dxa" w:w="100"/>
+            </w:tcMar>
+            <w:vAlign w:val="top"/>
+          </w:tcPr>
+          <w:p>
+            <w:pPr>
+              <w:spacing w:after="0" w:before="0"/>
+            </w:pPr>
+            <w:r>
+              <w:rPr>
+                <w:i/>
+                <w:iCs/>
+                <w:color w:val="5E6E7E"/>
+                <w:sz w:val="18"/>
+                <w:szCs w:val="18"/>
+              </w:rPr>
+              <w:t xml:space="preserve">“We take turns sharing, and we critique ideas, not people.”</w:t>
+            </w:r>
+          </w:p>
+        </w:tc>
+      </w:tr>
+    </w:tbl>
+    <w:p>
+      <w:pPr>
+        <w:spacing w:after="120" w:before="140"/>
       </w:pPr>
       <w:r>
         <w:rPr>
@@ -157,169 +995,1301 @@
         <w:t xml:space="preserve">Empieza con las tablas y los grupos iguales.</w:t>
       </w:r>
     </w:p>
-    <w:p>
-      <w:pPr>
-        <w:spacing w:after="40" w:before="0"/>
-      </w:pPr>
-      <w:r>
-        <w:rPr>
-          <w:sz w:val="22"/>
-          <w:szCs w:val="22"/>
-        </w:rPr>
-        <w:t xml:space="preserve">1.  What is 8 × 2?</w:t>
-      </w:r>
-    </w:p>
+    <w:tbl>
+      <w:tblPr>
+        <w:tblW w:type="dxa" w:w="9360"/>
+        <w:tblBorders>
+          <w:top w:val="single" w:color="C7D2DD" w:sz="6"/>
+          <w:left w:val="single" w:color="C7D2DD" w:sz="6"/>
+          <w:bottom w:val="single" w:color="C7D2DD" w:sz="6"/>
+          <w:right w:val="single" w:color="C7D2DD" w:sz="6"/>
+          <w:insideH w:val="single" w:color="C7D2DD" w:sz="6"/>
+          <w:insideV w:val="single" w:color="C7D2DD" w:sz="6"/>
+        </w:tblBorders>
+      </w:tblPr>
+      <w:tblGrid>
+        <w:gridCol w:w="2800"/>
+        <w:gridCol w:w="3560"/>
+        <w:gridCol w:w="3000"/>
+      </w:tblGrid>
+      <w:tr>
+        <w:trPr>
+          <w:cantSplit/>
+          <w:tblHeader/>
+        </w:trPr>
+        <w:tc>
+          <w:tcPr>
+            <w:tcW w:type="dxa" w:w="2800"/>
+            <w:shd w:fill="EEF4F8" w:color="auto" w:val="clear"/>
+            <w:tcMar>
+              <w:top w:type="dxa" w:w="60"/>
+              <w:left w:type="dxa" w:w="100"/>
+              <w:bottom w:type="dxa" w:w="60"/>
+              <w:right w:type="dxa" w:w="100"/>
+            </w:tcMar>
+          </w:tcPr>
+          <w:p>
+            <w:pPr>
+              <w:spacing w:after="0" w:before="0"/>
+            </w:pPr>
+            <w:r>
+              <w:rPr>
+                <w:b/>
+                <w:bCs/>
+                <w:color w:val="0F2B3C"/>
+                <w:sz w:val="16"/>
+                <w:szCs w:val="16"/>
+              </w:rPr>
+              <w:t xml:space="preserve">CORE PROBLEM / GIVEN REPRESENTATION</w:t>
+            </w:r>
+          </w:p>
+        </w:tc>
+        <w:tc>
+          <w:tcPr>
+            <w:tcW w:type="dxa" w:w="3560"/>
+            <w:shd w:fill="EEF4F8" w:color="auto" w:val="clear"/>
+            <w:tcMar>
+              <w:top w:type="dxa" w:w="60"/>
+              <w:left w:type="dxa" w:w="100"/>
+              <w:bottom w:type="dxa" w:w="60"/>
+              <w:right w:type="dxa" w:w="100"/>
+            </w:tcMar>
+          </w:tcPr>
+          <w:p>
+            <w:pPr>
+              <w:spacing w:after="0" w:before="0"/>
+            </w:pPr>
+            <w:r>
+              <w:rPr>
+                <w:b/>
+                <w:bCs/>
+                <w:color w:val="0F2B3C"/>
+                <w:sz w:val="16"/>
+                <w:szCs w:val="16"/>
+              </w:rPr>
+              <w:t xml:space="preserve">WORKING SPACE / CALCULATION STEPS</w:t>
+            </w:r>
+          </w:p>
+        </w:tc>
+        <w:tc>
+          <w:tcPr>
+            <w:tcW w:type="dxa" w:w="3000"/>
+            <w:shd w:fill="FBF3E2" w:color="auto" w:val="clear"/>
+            <w:tcMar>
+              <w:top w:type="dxa" w:w="60"/>
+              <w:left w:type="dxa" w:w="100"/>
+              <w:bottom w:type="dxa" w:w="60"/>
+              <w:right w:type="dxa" w:w="100"/>
+            </w:tcMar>
+          </w:tcPr>
+          <w:p>
+            <w:pPr>
+              <w:spacing w:after="0" w:before="0"/>
+            </w:pPr>
+            <w:r>
+              <w:rPr>
+                <w:b/>
+                <w:bCs/>
+                <w:color w:val="7A5400"/>
+                <w:sz w:val="16"/>
+                <w:szCs w:val="16"/>
+              </w:rPr>
+              <w:t xml:space="preserve">EXPLAIN YOUR REASONING</w:t>
+            </w:r>
+          </w:p>
+        </w:tc>
+      </w:tr>
+      <w:tr>
+        <w:trPr>
+          <w:cantSplit/>
+        </w:trPr>
+        <w:tc>
+          <w:tcPr>
+            <w:tcW w:type="dxa" w:w="2800"/>
+            <w:tcMar>
+              <w:top w:type="dxa" w:w="80"/>
+              <w:left w:type="dxa" w:w="100"/>
+              <w:bottom w:type="dxa" w:w="80"/>
+              <w:right w:type="dxa" w:w="100"/>
+            </w:tcMar>
+            <w:vAlign w:val="top"/>
+          </w:tcPr>
+          <w:p>
+            <w:pPr>
+              <w:spacing w:after="40" w:before="0"/>
+            </w:pPr>
+            <w:r>
+              <w:rPr>
+                <w:b/>
+                <w:bCs/>
+                <w:color w:val="0F2B3C"/>
+                <w:sz w:val="20"/>
+                <w:szCs w:val="20"/>
+              </w:rPr>
+              <w:t xml:space="preserve">1.  What is 8 × 2?</w:t>
+            </w:r>
+          </w:p>
+          <w:p>
+            <w:pPr>
+              <w:spacing w:after="40" w:before="0"/>
+            </w:pPr>
+            <w:r>
+              <w:rPr>
+                <w:i/>
+                <w:iCs/>
+                <w:color w:val="3F4D5C"/>
+                <w:sz w:val="20"/>
+                <w:szCs w:val="20"/>
+              </w:rPr>
+              <w:t xml:space="preserve">A. ¿Cuánto es 8 × 2?</w:t>
+            </w:r>
+          </w:p>
+        </w:tc>
+        <w:tc>
+          <w:tcPr>
+            <w:tcW w:type="dxa" w:w="3560"/>
+            <w:tcMar>
+              <w:top w:type="dxa" w:w="80"/>
+              <w:left w:type="dxa" w:w="100"/>
+              <w:bottom w:type="dxa" w:w="80"/>
+              <w:right w:type="dxa" w:w="100"/>
+            </w:tcMar>
+            <w:vAlign w:val="top"/>
+          </w:tcPr>
+          <w:p>
+            <w:pPr>
+              <w:spacing w:after="50" w:before="0"/>
+            </w:pPr>
+            <w:r>
+              <w:rPr>
+                <w:color w:val="BBBBBB"/>
+                <w:sz w:val="18"/>
+                <w:szCs w:val="18"/>
+              </w:rPr>
+              <w:t xml:space="preserve">____________________________</w:t>
+            </w:r>
+          </w:p>
+          <w:p>
+            <w:pPr>
+              <w:spacing w:after="50" w:before="0"/>
+            </w:pPr>
+            <w:r>
+              <w:rPr>
+                <w:color w:val="BBBBBB"/>
+                <w:sz w:val="18"/>
+                <w:szCs w:val="18"/>
+              </w:rPr>
+              <w:t xml:space="preserve">____________________________</w:t>
+            </w:r>
+          </w:p>
+          <w:p>
+            <w:pPr>
+              <w:spacing w:after="50" w:before="0"/>
+            </w:pPr>
+            <w:r>
+              <w:rPr>
+                <w:color w:val="BBBBBB"/>
+                <w:sz w:val="18"/>
+                <w:szCs w:val="18"/>
+              </w:rPr>
+              <w:t xml:space="preserve">____________________________</w:t>
+            </w:r>
+          </w:p>
+          <w:p>
+            <w:pPr>
+              <w:spacing w:after="50" w:before="0"/>
+            </w:pPr>
+            <w:r>
+              <w:rPr>
+                <w:color w:val="BBBBBB"/>
+                <w:sz w:val="18"/>
+                <w:szCs w:val="18"/>
+              </w:rPr>
+              <w:t xml:space="preserve">____________________________</w:t>
+            </w:r>
+          </w:p>
+        </w:tc>
+        <w:tc>
+          <w:tcPr>
+            <w:tcW w:type="dxa" w:w="3000"/>
+            <w:shd w:fill="FBF3E2" w:color="auto" w:val="clear"/>
+            <w:tcMar>
+              <w:top w:type="dxa" w:w="80"/>
+              <w:left w:type="dxa" w:w="100"/>
+              <w:bottom w:type="dxa" w:w="80"/>
+              <w:right w:type="dxa" w:w="100"/>
+            </w:tcMar>
+            <w:vAlign w:val="top"/>
+          </w:tcPr>
+          <w:p>
+            <w:pPr>
+              <w:spacing w:after="30" w:before="0"/>
+            </w:pPr>
+            <w:r>
+              <w:rPr>
+                <w:b/>
+                <w:bCs/>
+                <w:color w:val="0F2B3C"/>
+                <w:sz w:val="18"/>
+                <w:szCs w:val="18"/>
+              </w:rPr>
+              <w:t xml:space="preserve">Because... ________________</w:t>
+            </w:r>
+          </w:p>
+          <w:p>
+            <w:pPr>
+              <w:spacing w:after="50" w:before="0"/>
+            </w:pPr>
+            <w:r>
+              <w:rPr>
+                <w:color w:val="BBBBBB"/>
+                <w:sz w:val="18"/>
+                <w:szCs w:val="18"/>
+              </w:rPr>
+              <w:t xml:space="preserve">____________________________</w:t>
+            </w:r>
+          </w:p>
+          <w:p>
+            <w:pPr>
+              <w:spacing w:after="30" w:before="40"/>
+            </w:pPr>
+            <w:r>
+              <w:rPr>
+                <w:b/>
+                <w:bCs/>
+                <w:color w:val="1A6FB5"/>
+                <w:sz w:val="18"/>
+                <w:szCs w:val="18"/>
+              </w:rPr>
+              <w:t xml:space="preserve">Although... _______________</w:t>
+            </w:r>
+          </w:p>
+          <w:p>
+            <w:pPr>
+              <w:spacing w:after="50" w:before="0"/>
+            </w:pPr>
+            <w:r>
+              <w:rPr>
+                <w:color w:val="BBBBBB"/>
+                <w:sz w:val="18"/>
+                <w:szCs w:val="18"/>
+              </w:rPr>
+              <w:t xml:space="preserve">____________________________</w:t>
+            </w:r>
+          </w:p>
+          <w:p>
+            <w:pPr>
+              <w:spacing w:after="30" w:before="40"/>
+            </w:pPr>
+            <w:r>
+              <w:rPr>
+                <w:b/>
+                <w:bCs/>
+                <w:color w:val="7A5400"/>
+                <w:sz w:val="18"/>
+                <w:szCs w:val="18"/>
+              </w:rPr>
+              <w:t xml:space="preserve">Therefore... ______________</w:t>
+            </w:r>
+          </w:p>
+          <w:p>
+            <w:pPr>
+              <w:spacing w:after="50" w:before="0"/>
+            </w:pPr>
+            <w:r>
+              <w:rPr>
+                <w:color w:val="BBBBBB"/>
+                <w:sz w:val="18"/>
+                <w:szCs w:val="18"/>
+              </w:rPr>
+              <w:t xml:space="preserve">____________________________</w:t>
+            </w:r>
+          </w:p>
+        </w:tc>
+      </w:tr>
+    </w:tbl>
     <w:p>
       <w:pPr>
         <w:spacing w:after="60" w:before="0"/>
       </w:pPr>
       <w:r>
-        <w:rPr>
-          <w:i/>
-          <w:iCs/>
-          <w:color w:val="3F4D5C"/>
-          <w:sz w:val="20"/>
-          <w:szCs w:val="20"/>
-        </w:rPr>
-        <w:t xml:space="preserve">A. ¿Cuánto es 8 × 2?</w:t>
-      </w:r>
-    </w:p>
-    <w:p>
-      <w:pPr>
-        <w:spacing w:after="80" w:before="0"/>
-      </w:pPr>
-      <w:r>
-        <w:rPr>
-          <w:color w:val="BBBBBB"/>
-        </w:rPr>
-        <w:t xml:space="preserve">____________________________________________________</w:t>
-      </w:r>
-    </w:p>
-    <w:p>
-      <w:pPr>
-        <w:spacing w:after="40" w:before="0"/>
-      </w:pPr>
-      <w:r>
-        <w:rPr>
-          <w:sz w:val="22"/>
-          <w:szCs w:val="22"/>
-        </w:rPr>
-        <w:t xml:space="preserve">2.  What is 6 × 3?</w:t>
-      </w:r>
-    </w:p>
+        <w:t xml:space="preserve"/>
+      </w:r>
+    </w:p>
+    <w:tbl>
+      <w:tblPr>
+        <w:tblW w:type="dxa" w:w="9360"/>
+        <w:tblBorders>
+          <w:top w:val="single" w:color="C7D2DD" w:sz="6"/>
+          <w:left w:val="single" w:color="C7D2DD" w:sz="6"/>
+          <w:bottom w:val="single" w:color="C7D2DD" w:sz="6"/>
+          <w:right w:val="single" w:color="C7D2DD" w:sz="6"/>
+          <w:insideH w:val="single" w:color="C7D2DD" w:sz="6"/>
+          <w:insideV w:val="single" w:color="C7D2DD" w:sz="6"/>
+        </w:tblBorders>
+      </w:tblPr>
+      <w:tblGrid>
+        <w:gridCol w:w="2800"/>
+        <w:gridCol w:w="3560"/>
+        <w:gridCol w:w="3000"/>
+      </w:tblGrid>
+      <w:tr>
+        <w:trPr>
+          <w:cantSplit/>
+          <w:tblHeader/>
+        </w:trPr>
+        <w:tc>
+          <w:tcPr>
+            <w:tcW w:type="dxa" w:w="2800"/>
+            <w:shd w:fill="EEF4F8" w:color="auto" w:val="clear"/>
+            <w:tcMar>
+              <w:top w:type="dxa" w:w="60"/>
+              <w:left w:type="dxa" w:w="100"/>
+              <w:bottom w:type="dxa" w:w="60"/>
+              <w:right w:type="dxa" w:w="100"/>
+            </w:tcMar>
+          </w:tcPr>
+          <w:p>
+            <w:pPr>
+              <w:spacing w:after="0" w:before="0"/>
+            </w:pPr>
+            <w:r>
+              <w:rPr>
+                <w:b/>
+                <w:bCs/>
+                <w:color w:val="0F2B3C"/>
+                <w:sz w:val="16"/>
+                <w:szCs w:val="16"/>
+              </w:rPr>
+              <w:t xml:space="preserve">CORE PROBLEM / GIVEN REPRESENTATION</w:t>
+            </w:r>
+          </w:p>
+        </w:tc>
+        <w:tc>
+          <w:tcPr>
+            <w:tcW w:type="dxa" w:w="3560"/>
+            <w:shd w:fill="EEF4F8" w:color="auto" w:val="clear"/>
+            <w:tcMar>
+              <w:top w:type="dxa" w:w="60"/>
+              <w:left w:type="dxa" w:w="100"/>
+              <w:bottom w:type="dxa" w:w="60"/>
+              <w:right w:type="dxa" w:w="100"/>
+            </w:tcMar>
+          </w:tcPr>
+          <w:p>
+            <w:pPr>
+              <w:spacing w:after="0" w:before="0"/>
+            </w:pPr>
+            <w:r>
+              <w:rPr>
+                <w:b/>
+                <w:bCs/>
+                <w:color w:val="0F2B3C"/>
+                <w:sz w:val="16"/>
+                <w:szCs w:val="16"/>
+              </w:rPr>
+              <w:t xml:space="preserve">WORKING SPACE / CALCULATION STEPS</w:t>
+            </w:r>
+          </w:p>
+        </w:tc>
+        <w:tc>
+          <w:tcPr>
+            <w:tcW w:type="dxa" w:w="3000"/>
+            <w:shd w:fill="FBF3E2" w:color="auto" w:val="clear"/>
+            <w:tcMar>
+              <w:top w:type="dxa" w:w="60"/>
+              <w:left w:type="dxa" w:w="100"/>
+              <w:bottom w:type="dxa" w:w="60"/>
+              <w:right w:type="dxa" w:w="100"/>
+            </w:tcMar>
+          </w:tcPr>
+          <w:p>
+            <w:pPr>
+              <w:spacing w:after="0" w:before="0"/>
+            </w:pPr>
+            <w:r>
+              <w:rPr>
+                <w:b/>
+                <w:bCs/>
+                <w:color w:val="7A5400"/>
+                <w:sz w:val="16"/>
+                <w:szCs w:val="16"/>
+              </w:rPr>
+              <w:t xml:space="preserve">EXPLAIN YOUR REASONING</w:t>
+            </w:r>
+          </w:p>
+        </w:tc>
+      </w:tr>
+      <w:tr>
+        <w:trPr>
+          <w:cantSplit/>
+        </w:trPr>
+        <w:tc>
+          <w:tcPr>
+            <w:tcW w:type="dxa" w:w="2800"/>
+            <w:tcMar>
+              <w:top w:type="dxa" w:w="80"/>
+              <w:left w:type="dxa" w:w="100"/>
+              <w:bottom w:type="dxa" w:w="80"/>
+              <w:right w:type="dxa" w:w="100"/>
+            </w:tcMar>
+            <w:vAlign w:val="top"/>
+          </w:tcPr>
+          <w:p>
+            <w:pPr>
+              <w:spacing w:after="40" w:before="0"/>
+            </w:pPr>
+            <w:r>
+              <w:rPr>
+                <w:b/>
+                <w:bCs/>
+                <w:color w:val="0F2B3C"/>
+                <w:sz w:val="20"/>
+                <w:szCs w:val="20"/>
+              </w:rPr>
+              <w:t xml:space="preserve">2.  What is 6 × 3?</w:t>
+            </w:r>
+          </w:p>
+          <w:p>
+            <w:pPr>
+              <w:spacing w:after="40" w:before="0"/>
+            </w:pPr>
+            <w:r>
+              <w:rPr>
+                <w:i/>
+                <w:iCs/>
+                <w:color w:val="3F4D5C"/>
+                <w:sz w:val="20"/>
+                <w:szCs w:val="20"/>
+              </w:rPr>
+              <w:t xml:space="preserve">B. ¿Cuánto es 6 × 3?</w:t>
+            </w:r>
+          </w:p>
+        </w:tc>
+        <w:tc>
+          <w:tcPr>
+            <w:tcW w:type="dxa" w:w="3560"/>
+            <w:tcMar>
+              <w:top w:type="dxa" w:w="80"/>
+              <w:left w:type="dxa" w:w="100"/>
+              <w:bottom w:type="dxa" w:w="80"/>
+              <w:right w:type="dxa" w:w="100"/>
+            </w:tcMar>
+            <w:vAlign w:val="top"/>
+          </w:tcPr>
+          <w:p>
+            <w:pPr>
+              <w:spacing w:after="50" w:before="0"/>
+            </w:pPr>
+            <w:r>
+              <w:rPr>
+                <w:color w:val="BBBBBB"/>
+                <w:sz w:val="18"/>
+                <w:szCs w:val="18"/>
+              </w:rPr>
+              <w:t xml:space="preserve">____________________________</w:t>
+            </w:r>
+          </w:p>
+          <w:p>
+            <w:pPr>
+              <w:spacing w:after="50" w:before="0"/>
+            </w:pPr>
+            <w:r>
+              <w:rPr>
+                <w:color w:val="BBBBBB"/>
+                <w:sz w:val="18"/>
+                <w:szCs w:val="18"/>
+              </w:rPr>
+              <w:t xml:space="preserve">____________________________</w:t>
+            </w:r>
+          </w:p>
+          <w:p>
+            <w:pPr>
+              <w:spacing w:after="50" w:before="0"/>
+            </w:pPr>
+            <w:r>
+              <w:rPr>
+                <w:color w:val="BBBBBB"/>
+                <w:sz w:val="18"/>
+                <w:szCs w:val="18"/>
+              </w:rPr>
+              <w:t xml:space="preserve">____________________________</w:t>
+            </w:r>
+          </w:p>
+          <w:p>
+            <w:pPr>
+              <w:spacing w:after="50" w:before="0"/>
+            </w:pPr>
+            <w:r>
+              <w:rPr>
+                <w:color w:val="BBBBBB"/>
+                <w:sz w:val="18"/>
+                <w:szCs w:val="18"/>
+              </w:rPr>
+              <w:t xml:space="preserve">____________________________</w:t>
+            </w:r>
+          </w:p>
+        </w:tc>
+        <w:tc>
+          <w:tcPr>
+            <w:tcW w:type="dxa" w:w="3000"/>
+            <w:shd w:fill="FBF3E2" w:color="auto" w:val="clear"/>
+            <w:tcMar>
+              <w:top w:type="dxa" w:w="80"/>
+              <w:left w:type="dxa" w:w="100"/>
+              <w:bottom w:type="dxa" w:w="80"/>
+              <w:right w:type="dxa" w:w="100"/>
+            </w:tcMar>
+            <w:vAlign w:val="top"/>
+          </w:tcPr>
+          <w:p>
+            <w:pPr>
+              <w:spacing w:after="30" w:before="0"/>
+            </w:pPr>
+            <w:r>
+              <w:rPr>
+                <w:b/>
+                <w:bCs/>
+                <w:color w:val="0F2B3C"/>
+                <w:sz w:val="18"/>
+                <w:szCs w:val="18"/>
+              </w:rPr>
+              <w:t xml:space="preserve">Because... ________________</w:t>
+            </w:r>
+          </w:p>
+          <w:p>
+            <w:pPr>
+              <w:spacing w:after="50" w:before="0"/>
+            </w:pPr>
+            <w:r>
+              <w:rPr>
+                <w:color w:val="BBBBBB"/>
+                <w:sz w:val="18"/>
+                <w:szCs w:val="18"/>
+              </w:rPr>
+              <w:t xml:space="preserve">____________________________</w:t>
+            </w:r>
+          </w:p>
+          <w:p>
+            <w:pPr>
+              <w:spacing w:after="30" w:before="40"/>
+            </w:pPr>
+            <w:r>
+              <w:rPr>
+                <w:b/>
+                <w:bCs/>
+                <w:color w:val="1A6FB5"/>
+                <w:sz w:val="18"/>
+                <w:szCs w:val="18"/>
+              </w:rPr>
+              <w:t xml:space="preserve">Although... _______________</w:t>
+            </w:r>
+          </w:p>
+          <w:p>
+            <w:pPr>
+              <w:spacing w:after="50" w:before="0"/>
+            </w:pPr>
+            <w:r>
+              <w:rPr>
+                <w:color w:val="BBBBBB"/>
+                <w:sz w:val="18"/>
+                <w:szCs w:val="18"/>
+              </w:rPr>
+              <w:t xml:space="preserve">____________________________</w:t>
+            </w:r>
+          </w:p>
+          <w:p>
+            <w:pPr>
+              <w:spacing w:after="30" w:before="40"/>
+            </w:pPr>
+            <w:r>
+              <w:rPr>
+                <w:b/>
+                <w:bCs/>
+                <w:color w:val="7A5400"/>
+                <w:sz w:val="18"/>
+                <w:szCs w:val="18"/>
+              </w:rPr>
+              <w:t xml:space="preserve">Therefore... ______________</w:t>
+            </w:r>
+          </w:p>
+          <w:p>
+            <w:pPr>
+              <w:spacing w:after="50" w:before="0"/>
+            </w:pPr>
+            <w:r>
+              <w:rPr>
+                <w:color w:val="BBBBBB"/>
+                <w:sz w:val="18"/>
+                <w:szCs w:val="18"/>
+              </w:rPr>
+              <w:t xml:space="preserve">____________________________</w:t>
+            </w:r>
+          </w:p>
+        </w:tc>
+      </w:tr>
+    </w:tbl>
     <w:p>
       <w:pPr>
         <w:spacing w:after="60" w:before="0"/>
       </w:pPr>
       <w:r>
-        <w:rPr>
-          <w:i/>
-          <w:iCs/>
-          <w:color w:val="3F4D5C"/>
-          <w:sz w:val="20"/>
-          <w:szCs w:val="20"/>
-        </w:rPr>
-        <w:t xml:space="preserve">B. ¿Cuánto es 6 × 3?</w:t>
-      </w:r>
-    </w:p>
-    <w:p>
-      <w:pPr>
-        <w:spacing w:after="80" w:before="0"/>
-      </w:pPr>
-      <w:r>
-        <w:rPr>
-          <w:color w:val="BBBBBB"/>
-        </w:rPr>
-        <w:t xml:space="preserve">____________________________________________________</w:t>
-      </w:r>
-    </w:p>
-    <w:p>
-      <w:pPr>
-        <w:spacing w:after="40" w:before="0"/>
-      </w:pPr>
-      <w:r>
-        <w:rPr>
-          <w:sz w:val="22"/>
-          <w:szCs w:val="22"/>
-        </w:rPr>
-        <w:t xml:space="preserve">3.  What is half of 20?</w:t>
-      </w:r>
-    </w:p>
+        <w:t xml:space="preserve"/>
+      </w:r>
+    </w:p>
+    <w:tbl>
+      <w:tblPr>
+        <w:tblW w:type="dxa" w:w="9360"/>
+        <w:tblBorders>
+          <w:top w:val="single" w:color="C7D2DD" w:sz="6"/>
+          <w:left w:val="single" w:color="C7D2DD" w:sz="6"/>
+          <w:bottom w:val="single" w:color="C7D2DD" w:sz="6"/>
+          <w:right w:val="single" w:color="C7D2DD" w:sz="6"/>
+          <w:insideH w:val="single" w:color="C7D2DD" w:sz="6"/>
+          <w:insideV w:val="single" w:color="C7D2DD" w:sz="6"/>
+        </w:tblBorders>
+      </w:tblPr>
+      <w:tblGrid>
+        <w:gridCol w:w="2800"/>
+        <w:gridCol w:w="3560"/>
+        <w:gridCol w:w="3000"/>
+      </w:tblGrid>
+      <w:tr>
+        <w:trPr>
+          <w:cantSplit/>
+          <w:tblHeader/>
+        </w:trPr>
+        <w:tc>
+          <w:tcPr>
+            <w:tcW w:type="dxa" w:w="2800"/>
+            <w:shd w:fill="EEF4F8" w:color="auto" w:val="clear"/>
+            <w:tcMar>
+              <w:top w:type="dxa" w:w="60"/>
+              <w:left w:type="dxa" w:w="100"/>
+              <w:bottom w:type="dxa" w:w="60"/>
+              <w:right w:type="dxa" w:w="100"/>
+            </w:tcMar>
+          </w:tcPr>
+          <w:p>
+            <w:pPr>
+              <w:spacing w:after="0" w:before="0"/>
+            </w:pPr>
+            <w:r>
+              <w:rPr>
+                <w:b/>
+                <w:bCs/>
+                <w:color w:val="0F2B3C"/>
+                <w:sz w:val="16"/>
+                <w:szCs w:val="16"/>
+              </w:rPr>
+              <w:t xml:space="preserve">CORE PROBLEM / GIVEN REPRESENTATION</w:t>
+            </w:r>
+          </w:p>
+        </w:tc>
+        <w:tc>
+          <w:tcPr>
+            <w:tcW w:type="dxa" w:w="3560"/>
+            <w:shd w:fill="EEF4F8" w:color="auto" w:val="clear"/>
+            <w:tcMar>
+              <w:top w:type="dxa" w:w="60"/>
+              <w:left w:type="dxa" w:w="100"/>
+              <w:bottom w:type="dxa" w:w="60"/>
+              <w:right w:type="dxa" w:w="100"/>
+            </w:tcMar>
+          </w:tcPr>
+          <w:p>
+            <w:pPr>
+              <w:spacing w:after="0" w:before="0"/>
+            </w:pPr>
+            <w:r>
+              <w:rPr>
+                <w:b/>
+                <w:bCs/>
+                <w:color w:val="0F2B3C"/>
+                <w:sz w:val="16"/>
+                <w:szCs w:val="16"/>
+              </w:rPr>
+              <w:t xml:space="preserve">WORKING SPACE / CALCULATION STEPS</w:t>
+            </w:r>
+          </w:p>
+        </w:tc>
+        <w:tc>
+          <w:tcPr>
+            <w:tcW w:type="dxa" w:w="3000"/>
+            <w:shd w:fill="FBF3E2" w:color="auto" w:val="clear"/>
+            <w:tcMar>
+              <w:top w:type="dxa" w:w="60"/>
+              <w:left w:type="dxa" w:w="100"/>
+              <w:bottom w:type="dxa" w:w="60"/>
+              <w:right w:type="dxa" w:w="100"/>
+            </w:tcMar>
+          </w:tcPr>
+          <w:p>
+            <w:pPr>
+              <w:spacing w:after="0" w:before="0"/>
+            </w:pPr>
+            <w:r>
+              <w:rPr>
+                <w:b/>
+                <w:bCs/>
+                <w:color w:val="7A5400"/>
+                <w:sz w:val="16"/>
+                <w:szCs w:val="16"/>
+              </w:rPr>
+              <w:t xml:space="preserve">EXPLAIN YOUR REASONING</w:t>
+            </w:r>
+          </w:p>
+        </w:tc>
+      </w:tr>
+      <w:tr>
+        <w:trPr>
+          <w:cantSplit/>
+        </w:trPr>
+        <w:tc>
+          <w:tcPr>
+            <w:tcW w:type="dxa" w:w="2800"/>
+            <w:tcMar>
+              <w:top w:type="dxa" w:w="80"/>
+              <w:left w:type="dxa" w:w="100"/>
+              <w:bottom w:type="dxa" w:w="80"/>
+              <w:right w:type="dxa" w:w="100"/>
+            </w:tcMar>
+            <w:vAlign w:val="top"/>
+          </w:tcPr>
+          <w:p>
+            <w:pPr>
+              <w:spacing w:after="40" w:before="0"/>
+            </w:pPr>
+            <w:r>
+              <w:rPr>
+                <w:b/>
+                <w:bCs/>
+                <w:color w:val="0F2B3C"/>
+                <w:sz w:val="20"/>
+                <w:szCs w:val="20"/>
+              </w:rPr>
+              <w:t xml:space="preserve">3.  What is half of 20?</w:t>
+            </w:r>
+          </w:p>
+          <w:p>
+            <w:pPr>
+              <w:spacing w:after="40" w:before="0"/>
+            </w:pPr>
+            <w:r>
+              <w:rPr>
+                <w:i/>
+                <w:iCs/>
+                <w:color w:val="3F4D5C"/>
+                <w:sz w:val="20"/>
+                <w:szCs w:val="20"/>
+              </w:rPr>
+              <w:t xml:space="preserve">C. ¿Cuánto es la mitad de 20?</w:t>
+            </w:r>
+          </w:p>
+        </w:tc>
+        <w:tc>
+          <w:tcPr>
+            <w:tcW w:type="dxa" w:w="3560"/>
+            <w:tcMar>
+              <w:top w:type="dxa" w:w="80"/>
+              <w:left w:type="dxa" w:w="100"/>
+              <w:bottom w:type="dxa" w:w="80"/>
+              <w:right w:type="dxa" w:w="100"/>
+            </w:tcMar>
+            <w:vAlign w:val="top"/>
+          </w:tcPr>
+          <w:p>
+            <w:pPr>
+              <w:spacing w:after="50" w:before="0"/>
+            </w:pPr>
+            <w:r>
+              <w:rPr>
+                <w:color w:val="BBBBBB"/>
+                <w:sz w:val="18"/>
+                <w:szCs w:val="18"/>
+              </w:rPr>
+              <w:t xml:space="preserve">____________________________</w:t>
+            </w:r>
+          </w:p>
+          <w:p>
+            <w:pPr>
+              <w:spacing w:after="50" w:before="0"/>
+            </w:pPr>
+            <w:r>
+              <w:rPr>
+                <w:color w:val="BBBBBB"/>
+                <w:sz w:val="18"/>
+                <w:szCs w:val="18"/>
+              </w:rPr>
+              <w:t xml:space="preserve">____________________________</w:t>
+            </w:r>
+          </w:p>
+          <w:p>
+            <w:pPr>
+              <w:spacing w:after="50" w:before="0"/>
+            </w:pPr>
+            <w:r>
+              <w:rPr>
+                <w:color w:val="BBBBBB"/>
+                <w:sz w:val="18"/>
+                <w:szCs w:val="18"/>
+              </w:rPr>
+              <w:t xml:space="preserve">____________________________</w:t>
+            </w:r>
+          </w:p>
+          <w:p>
+            <w:pPr>
+              <w:spacing w:after="50" w:before="0"/>
+            </w:pPr>
+            <w:r>
+              <w:rPr>
+                <w:color w:val="BBBBBB"/>
+                <w:sz w:val="18"/>
+                <w:szCs w:val="18"/>
+              </w:rPr>
+              <w:t xml:space="preserve">____________________________</w:t>
+            </w:r>
+          </w:p>
+        </w:tc>
+        <w:tc>
+          <w:tcPr>
+            <w:tcW w:type="dxa" w:w="3000"/>
+            <w:shd w:fill="FBF3E2" w:color="auto" w:val="clear"/>
+            <w:tcMar>
+              <w:top w:type="dxa" w:w="80"/>
+              <w:left w:type="dxa" w:w="100"/>
+              <w:bottom w:type="dxa" w:w="80"/>
+              <w:right w:type="dxa" w:w="100"/>
+            </w:tcMar>
+            <w:vAlign w:val="top"/>
+          </w:tcPr>
+          <w:p>
+            <w:pPr>
+              <w:spacing w:after="30" w:before="0"/>
+            </w:pPr>
+            <w:r>
+              <w:rPr>
+                <w:b/>
+                <w:bCs/>
+                <w:color w:val="0F2B3C"/>
+                <w:sz w:val="18"/>
+                <w:szCs w:val="18"/>
+              </w:rPr>
+              <w:t xml:space="preserve">Because... ________________</w:t>
+            </w:r>
+          </w:p>
+          <w:p>
+            <w:pPr>
+              <w:spacing w:after="50" w:before="0"/>
+            </w:pPr>
+            <w:r>
+              <w:rPr>
+                <w:color w:val="BBBBBB"/>
+                <w:sz w:val="18"/>
+                <w:szCs w:val="18"/>
+              </w:rPr>
+              <w:t xml:space="preserve">____________________________</w:t>
+            </w:r>
+          </w:p>
+          <w:p>
+            <w:pPr>
+              <w:spacing w:after="30" w:before="40"/>
+            </w:pPr>
+            <w:r>
+              <w:rPr>
+                <w:b/>
+                <w:bCs/>
+                <w:color w:val="1A6FB5"/>
+                <w:sz w:val="18"/>
+                <w:szCs w:val="18"/>
+              </w:rPr>
+              <w:t xml:space="preserve">Although... _______________</w:t>
+            </w:r>
+          </w:p>
+          <w:p>
+            <w:pPr>
+              <w:spacing w:after="50" w:before="0"/>
+            </w:pPr>
+            <w:r>
+              <w:rPr>
+                <w:color w:val="BBBBBB"/>
+                <w:sz w:val="18"/>
+                <w:szCs w:val="18"/>
+              </w:rPr>
+              <w:t xml:space="preserve">____________________________</w:t>
+            </w:r>
+          </w:p>
+          <w:p>
+            <w:pPr>
+              <w:spacing w:after="30" w:before="40"/>
+            </w:pPr>
+            <w:r>
+              <w:rPr>
+                <w:b/>
+                <w:bCs/>
+                <w:color w:val="7A5400"/>
+                <w:sz w:val="18"/>
+                <w:szCs w:val="18"/>
+              </w:rPr>
+              <w:t xml:space="preserve">Therefore... ______________</w:t>
+            </w:r>
+          </w:p>
+          <w:p>
+            <w:pPr>
+              <w:spacing w:after="50" w:before="0"/>
+            </w:pPr>
+            <w:r>
+              <w:rPr>
+                <w:color w:val="BBBBBB"/>
+                <w:sz w:val="18"/>
+                <w:szCs w:val="18"/>
+              </w:rPr>
+              <w:t xml:space="preserve">____________________________</w:t>
+            </w:r>
+          </w:p>
+        </w:tc>
+      </w:tr>
+    </w:tbl>
     <w:p>
       <w:pPr>
         <w:spacing w:after="60" w:before="0"/>
       </w:pPr>
       <w:r>
-        <w:rPr>
-          <w:i/>
-          <w:iCs/>
-          <w:color w:val="3F4D5C"/>
-          <w:sz w:val="20"/>
-          <w:szCs w:val="20"/>
-        </w:rPr>
-        <w:t xml:space="preserve">C. ¿Cuánto es la mitad de 20?</w:t>
-      </w:r>
-    </w:p>
-    <w:p>
-      <w:pPr>
-        <w:spacing w:after="80" w:before="0"/>
-      </w:pPr>
-      <w:r>
-        <w:rPr>
-          <w:color w:val="BBBBBB"/>
-        </w:rPr>
-        <w:t xml:space="preserve">____________________________________________________</w:t>
-      </w:r>
-    </w:p>
-    <w:p>
-      <w:pPr>
-        <w:spacing w:after="40" w:before="0"/>
-      </w:pPr>
-      <w:r>
-        <w:rPr>
-          <w:sz w:val="22"/>
-          <w:szCs w:val="22"/>
-        </w:rPr>
-        <w:t xml:space="preserve">4.  What is 3 times as many as 4?</w:t>
-      </w:r>
-    </w:p>
+        <w:t xml:space="preserve"/>
+      </w:r>
+    </w:p>
+    <w:tbl>
+      <w:tblPr>
+        <w:tblW w:type="dxa" w:w="9360"/>
+        <w:tblBorders>
+          <w:top w:val="single" w:color="C7D2DD" w:sz="6"/>
+          <w:left w:val="single" w:color="C7D2DD" w:sz="6"/>
+          <w:bottom w:val="single" w:color="C7D2DD" w:sz="6"/>
+          <w:right w:val="single" w:color="C7D2DD" w:sz="6"/>
+          <w:insideH w:val="single" w:color="C7D2DD" w:sz="6"/>
+          <w:insideV w:val="single" w:color="C7D2DD" w:sz="6"/>
+        </w:tblBorders>
+      </w:tblPr>
+      <w:tblGrid>
+        <w:gridCol w:w="2800"/>
+        <w:gridCol w:w="3560"/>
+        <w:gridCol w:w="3000"/>
+      </w:tblGrid>
+      <w:tr>
+        <w:trPr>
+          <w:cantSplit/>
+          <w:tblHeader/>
+        </w:trPr>
+        <w:tc>
+          <w:tcPr>
+            <w:tcW w:type="dxa" w:w="2800"/>
+            <w:shd w:fill="EEF4F8" w:color="auto" w:val="clear"/>
+            <w:tcMar>
+              <w:top w:type="dxa" w:w="60"/>
+              <w:left w:type="dxa" w:w="100"/>
+              <w:bottom w:type="dxa" w:w="60"/>
+              <w:right w:type="dxa" w:w="100"/>
+            </w:tcMar>
+          </w:tcPr>
+          <w:p>
+            <w:pPr>
+              <w:spacing w:after="0" w:before="0"/>
+            </w:pPr>
+            <w:r>
+              <w:rPr>
+                <w:b/>
+                <w:bCs/>
+                <w:color w:val="0F2B3C"/>
+                <w:sz w:val="16"/>
+                <w:szCs w:val="16"/>
+              </w:rPr>
+              <w:t xml:space="preserve">CORE PROBLEM / GIVEN REPRESENTATION</w:t>
+            </w:r>
+          </w:p>
+        </w:tc>
+        <w:tc>
+          <w:tcPr>
+            <w:tcW w:type="dxa" w:w="3560"/>
+            <w:shd w:fill="EEF4F8" w:color="auto" w:val="clear"/>
+            <w:tcMar>
+              <w:top w:type="dxa" w:w="60"/>
+              <w:left w:type="dxa" w:w="100"/>
+              <w:bottom w:type="dxa" w:w="60"/>
+              <w:right w:type="dxa" w:w="100"/>
+            </w:tcMar>
+          </w:tcPr>
+          <w:p>
+            <w:pPr>
+              <w:spacing w:after="0" w:before="0"/>
+            </w:pPr>
+            <w:r>
+              <w:rPr>
+                <w:b/>
+                <w:bCs/>
+                <w:color w:val="0F2B3C"/>
+                <w:sz w:val="16"/>
+                <w:szCs w:val="16"/>
+              </w:rPr>
+              <w:t xml:space="preserve">WORKING SPACE / CALCULATION STEPS</w:t>
+            </w:r>
+          </w:p>
+        </w:tc>
+        <w:tc>
+          <w:tcPr>
+            <w:tcW w:type="dxa" w:w="3000"/>
+            <w:shd w:fill="FBF3E2" w:color="auto" w:val="clear"/>
+            <w:tcMar>
+              <w:top w:type="dxa" w:w="60"/>
+              <w:left w:type="dxa" w:w="100"/>
+              <w:bottom w:type="dxa" w:w="60"/>
+              <w:right w:type="dxa" w:w="100"/>
+            </w:tcMar>
+          </w:tcPr>
+          <w:p>
+            <w:pPr>
+              <w:spacing w:after="0" w:before="0"/>
+            </w:pPr>
+            <w:r>
+              <w:rPr>
+                <w:b/>
+                <w:bCs/>
+                <w:color w:val="7A5400"/>
+                <w:sz w:val="16"/>
+                <w:szCs w:val="16"/>
+              </w:rPr>
+              <w:t xml:space="preserve">EXPLAIN YOUR REASONING</w:t>
+            </w:r>
+          </w:p>
+        </w:tc>
+      </w:tr>
+      <w:tr>
+        <w:trPr>
+          <w:cantSplit/>
+        </w:trPr>
+        <w:tc>
+          <w:tcPr>
+            <w:tcW w:type="dxa" w:w="2800"/>
+            <w:tcMar>
+              <w:top w:type="dxa" w:w="80"/>
+              <w:left w:type="dxa" w:w="100"/>
+              <w:bottom w:type="dxa" w:w="80"/>
+              <w:right w:type="dxa" w:w="100"/>
+            </w:tcMar>
+            <w:vAlign w:val="top"/>
+          </w:tcPr>
+          <w:p>
+            <w:pPr>
+              <w:spacing w:after="40" w:before="0"/>
+            </w:pPr>
+            <w:r>
+              <w:rPr>
+                <w:b/>
+                <w:bCs/>
+                <w:color w:val="0F2B3C"/>
+                <w:sz w:val="20"/>
+                <w:szCs w:val="20"/>
+              </w:rPr>
+              <w:t xml:space="preserve">4.  What is 3 times as many as 4?</w:t>
+            </w:r>
+          </w:p>
+          <w:p>
+            <w:pPr>
+              <w:spacing w:after="40" w:before="0"/>
+            </w:pPr>
+            <w:r>
+              <w:rPr>
+                <w:i/>
+                <w:iCs/>
+                <w:color w:val="3F4D5C"/>
+                <w:sz w:val="20"/>
+                <w:szCs w:val="20"/>
+              </w:rPr>
+              <w:t xml:space="preserve">D. ¿Cuánto es 3 veces más que 4?</w:t>
+            </w:r>
+          </w:p>
+          <w:p>
+            <w:pPr>
+              <w:spacing w:after="0" w:before="0"/>
+            </w:pPr>
+            <w:r>
+              <w:rPr>
+                <w:color w:val="5E6E7E"/>
+                <w:sz w:val="18"/>
+                <w:szCs w:val="18"/>
+              </w:rPr>
+              <w:t xml:space="preserve">Choices: 7   /   12   /   34   /   1</w:t>
+            </w:r>
+          </w:p>
+        </w:tc>
+        <w:tc>
+          <w:tcPr>
+            <w:tcW w:type="dxa" w:w="3560"/>
+            <w:tcMar>
+              <w:top w:type="dxa" w:w="80"/>
+              <w:left w:type="dxa" w:w="100"/>
+              <w:bottom w:type="dxa" w:w="80"/>
+              <w:right w:type="dxa" w:w="100"/>
+            </w:tcMar>
+            <w:vAlign w:val="top"/>
+          </w:tcPr>
+          <w:p>
+            <w:pPr>
+              <w:spacing w:after="50" w:before="0"/>
+            </w:pPr>
+            <w:r>
+              <w:rPr>
+                <w:color w:val="BBBBBB"/>
+                <w:sz w:val="18"/>
+                <w:szCs w:val="18"/>
+              </w:rPr>
+              <w:t xml:space="preserve">____________________________</w:t>
+            </w:r>
+          </w:p>
+          <w:p>
+            <w:pPr>
+              <w:spacing w:after="50" w:before="0"/>
+            </w:pPr>
+            <w:r>
+              <w:rPr>
+                <w:color w:val="BBBBBB"/>
+                <w:sz w:val="18"/>
+                <w:szCs w:val="18"/>
+              </w:rPr>
+              <w:t xml:space="preserve">____________________________</w:t>
+            </w:r>
+          </w:p>
+          <w:p>
+            <w:pPr>
+              <w:spacing w:after="50" w:before="0"/>
+            </w:pPr>
+            <w:r>
+              <w:rPr>
+                <w:color w:val="BBBBBB"/>
+                <w:sz w:val="18"/>
+                <w:szCs w:val="18"/>
+              </w:rPr>
+              <w:t xml:space="preserve">____________________________</w:t>
+            </w:r>
+          </w:p>
+          <w:p>
+            <w:pPr>
+              <w:spacing w:after="50" w:before="0"/>
+            </w:pPr>
+            <w:r>
+              <w:rPr>
+                <w:color w:val="BBBBBB"/>
+                <w:sz w:val="18"/>
+                <w:szCs w:val="18"/>
+              </w:rPr>
+              <w:t xml:space="preserve">____________________________</w:t>
+            </w:r>
+          </w:p>
+        </w:tc>
+        <w:tc>
+          <w:tcPr>
+            <w:tcW w:type="dxa" w:w="3000"/>
+            <w:shd w:fill="FBF3E2" w:color="auto" w:val="clear"/>
+            <w:tcMar>
+              <w:top w:type="dxa" w:w="80"/>
+              <w:left w:type="dxa" w:w="100"/>
+              <w:bottom w:type="dxa" w:w="80"/>
+              <w:right w:type="dxa" w:w="100"/>
+            </w:tcMar>
+            <w:vAlign w:val="top"/>
+          </w:tcPr>
+          <w:p>
+            <w:pPr>
+              <w:spacing w:after="30" w:before="0"/>
+            </w:pPr>
+            <w:r>
+              <w:rPr>
+                <w:b/>
+                <w:bCs/>
+                <w:color w:val="0F2B3C"/>
+                <w:sz w:val="18"/>
+                <w:szCs w:val="18"/>
+              </w:rPr>
+              <w:t xml:space="preserve">Because... ________________</w:t>
+            </w:r>
+          </w:p>
+          <w:p>
+            <w:pPr>
+              <w:spacing w:after="50" w:before="0"/>
+            </w:pPr>
+            <w:r>
+              <w:rPr>
+                <w:color w:val="BBBBBB"/>
+                <w:sz w:val="18"/>
+                <w:szCs w:val="18"/>
+              </w:rPr>
+              <w:t xml:space="preserve">____________________________</w:t>
+            </w:r>
+          </w:p>
+          <w:p>
+            <w:pPr>
+              <w:spacing w:after="30" w:before="40"/>
+            </w:pPr>
+            <w:r>
+              <w:rPr>
+                <w:b/>
+                <w:bCs/>
+                <w:color w:val="1A6FB5"/>
+                <w:sz w:val="18"/>
+                <w:szCs w:val="18"/>
+              </w:rPr>
+              <w:t xml:space="preserve">Although... _______________</w:t>
+            </w:r>
+          </w:p>
+          <w:p>
+            <w:pPr>
+              <w:spacing w:after="50" w:before="0"/>
+            </w:pPr>
+            <w:r>
+              <w:rPr>
+                <w:color w:val="BBBBBB"/>
+                <w:sz w:val="18"/>
+                <w:szCs w:val="18"/>
+              </w:rPr>
+              <w:t xml:space="preserve">____________________________</w:t>
+            </w:r>
+          </w:p>
+          <w:p>
+            <w:pPr>
+              <w:spacing w:after="30" w:before="40"/>
+            </w:pPr>
+            <w:r>
+              <w:rPr>
+                <w:b/>
+                <w:bCs/>
+                <w:color w:val="7A5400"/>
+                <w:sz w:val="18"/>
+                <w:szCs w:val="18"/>
+              </w:rPr>
+              <w:t xml:space="preserve">Therefore... ______________</w:t>
+            </w:r>
+          </w:p>
+          <w:p>
+            <w:pPr>
+              <w:spacing w:after="50" w:before="0"/>
+            </w:pPr>
+            <w:r>
+              <w:rPr>
+                <w:color w:val="BBBBBB"/>
+                <w:sz w:val="18"/>
+                <w:szCs w:val="18"/>
+              </w:rPr>
+              <w:t xml:space="preserve">____________________________</w:t>
+            </w:r>
+          </w:p>
+        </w:tc>
+      </w:tr>
+    </w:tbl>
     <w:p>
       <w:pPr>
         <w:spacing w:after="60" w:before="0"/>
       </w:pPr>
       <w:r>
-        <w:rPr>
-          <w:i/>
-          <w:iCs/>
-          <w:color w:val="3F4D5C"/>
-          <w:sz w:val="20"/>
-          <w:szCs w:val="20"/>
-        </w:rPr>
-        <w:t xml:space="preserve">D. ¿Cuánto es 3 veces más que 4?</w:t>
-      </w:r>
-    </w:p>
-    <w:p>
-      <w:pPr>
-        <w:spacing w:after="40" w:before="0"/>
-      </w:pPr>
-      <w:r>
-        <w:rPr>
-          <w:color w:val="5E6E7E"/>
-          <w:sz w:val="20"/>
-          <w:szCs w:val="20"/>
-        </w:rPr>
-        <w:t xml:space="preserve">     choices: 7   /   12   /   34   /   1</w:t>
-      </w:r>
-    </w:p>
-    <w:p>
-      <w:pPr>
-        <w:spacing w:after="80" w:before="0"/>
-      </w:pPr>
-      <w:r>
-        <w:rPr>
-          <w:color w:val="BBBBBB"/>
-        </w:rPr>
-        <w:t xml:space="preserve">____________________________________________________</w:t>
+        <w:t xml:space="preserve"/>
       </w:r>
     </w:p>
     <w:p>
@@ -366,169 +2336,1301 @@
         <w:t xml:space="preserve">Multiplica números de 2 dígitos separándolos en partes.</w:t>
       </w:r>
     </w:p>
-    <w:p>
-      <w:pPr>
-        <w:spacing w:after="40" w:before="0"/>
-      </w:pPr>
-      <w:r>
-        <w:rPr>
-          <w:sz w:val="22"/>
-          <w:szCs w:val="22"/>
-        </w:rPr>
-        <w:t xml:space="preserve">1.  What is 10 × 6?</w:t>
-      </w:r>
-    </w:p>
+    <w:tbl>
+      <w:tblPr>
+        <w:tblW w:type="dxa" w:w="9360"/>
+        <w:tblBorders>
+          <w:top w:val="single" w:color="C7D2DD" w:sz="6"/>
+          <w:left w:val="single" w:color="C7D2DD" w:sz="6"/>
+          <w:bottom w:val="single" w:color="C7D2DD" w:sz="6"/>
+          <w:right w:val="single" w:color="C7D2DD" w:sz="6"/>
+          <w:insideH w:val="single" w:color="C7D2DD" w:sz="6"/>
+          <w:insideV w:val="single" w:color="C7D2DD" w:sz="6"/>
+        </w:tblBorders>
+      </w:tblPr>
+      <w:tblGrid>
+        <w:gridCol w:w="2800"/>
+        <w:gridCol w:w="3560"/>
+        <w:gridCol w:w="3000"/>
+      </w:tblGrid>
+      <w:tr>
+        <w:trPr>
+          <w:cantSplit/>
+          <w:tblHeader/>
+        </w:trPr>
+        <w:tc>
+          <w:tcPr>
+            <w:tcW w:type="dxa" w:w="2800"/>
+            <w:shd w:fill="EEF4F8" w:color="auto" w:val="clear"/>
+            <w:tcMar>
+              <w:top w:type="dxa" w:w="60"/>
+              <w:left w:type="dxa" w:w="100"/>
+              <w:bottom w:type="dxa" w:w="60"/>
+              <w:right w:type="dxa" w:w="100"/>
+            </w:tcMar>
+          </w:tcPr>
+          <w:p>
+            <w:pPr>
+              <w:spacing w:after="0" w:before="0"/>
+            </w:pPr>
+            <w:r>
+              <w:rPr>
+                <w:b/>
+                <w:bCs/>
+                <w:color w:val="0F2B3C"/>
+                <w:sz w:val="16"/>
+                <w:szCs w:val="16"/>
+              </w:rPr>
+              <w:t xml:space="preserve">CORE PROBLEM / GIVEN REPRESENTATION</w:t>
+            </w:r>
+          </w:p>
+        </w:tc>
+        <w:tc>
+          <w:tcPr>
+            <w:tcW w:type="dxa" w:w="3560"/>
+            <w:shd w:fill="EEF4F8" w:color="auto" w:val="clear"/>
+            <w:tcMar>
+              <w:top w:type="dxa" w:w="60"/>
+              <w:left w:type="dxa" w:w="100"/>
+              <w:bottom w:type="dxa" w:w="60"/>
+              <w:right w:type="dxa" w:w="100"/>
+            </w:tcMar>
+          </w:tcPr>
+          <w:p>
+            <w:pPr>
+              <w:spacing w:after="0" w:before="0"/>
+            </w:pPr>
+            <w:r>
+              <w:rPr>
+                <w:b/>
+                <w:bCs/>
+                <w:color w:val="0F2B3C"/>
+                <w:sz w:val="16"/>
+                <w:szCs w:val="16"/>
+              </w:rPr>
+              <w:t xml:space="preserve">WORKING SPACE / CALCULATION STEPS</w:t>
+            </w:r>
+          </w:p>
+        </w:tc>
+        <w:tc>
+          <w:tcPr>
+            <w:tcW w:type="dxa" w:w="3000"/>
+            <w:shd w:fill="FBF3E2" w:color="auto" w:val="clear"/>
+            <w:tcMar>
+              <w:top w:type="dxa" w:w="60"/>
+              <w:left w:type="dxa" w:w="100"/>
+              <w:bottom w:type="dxa" w:w="60"/>
+              <w:right w:type="dxa" w:w="100"/>
+            </w:tcMar>
+          </w:tcPr>
+          <w:p>
+            <w:pPr>
+              <w:spacing w:after="0" w:before="0"/>
+            </w:pPr>
+            <w:r>
+              <w:rPr>
+                <w:b/>
+                <w:bCs/>
+                <w:color w:val="7A5400"/>
+                <w:sz w:val="16"/>
+                <w:szCs w:val="16"/>
+              </w:rPr>
+              <w:t xml:space="preserve">EXPLAIN YOUR REASONING</w:t>
+            </w:r>
+          </w:p>
+        </w:tc>
+      </w:tr>
+      <w:tr>
+        <w:trPr>
+          <w:cantSplit/>
+        </w:trPr>
+        <w:tc>
+          <w:tcPr>
+            <w:tcW w:type="dxa" w:w="2800"/>
+            <w:tcMar>
+              <w:top w:type="dxa" w:w="80"/>
+              <w:left w:type="dxa" w:w="100"/>
+              <w:bottom w:type="dxa" w:w="80"/>
+              <w:right w:type="dxa" w:w="100"/>
+            </w:tcMar>
+            <w:vAlign w:val="top"/>
+          </w:tcPr>
+          <w:p>
+            <w:pPr>
+              <w:spacing w:after="40" w:before="0"/>
+            </w:pPr>
+            <w:r>
+              <w:rPr>
+                <w:b/>
+                <w:bCs/>
+                <w:color w:val="0F2B3C"/>
+                <w:sz w:val="20"/>
+                <w:szCs w:val="20"/>
+              </w:rPr>
+              <w:t xml:space="preserve">1.  What is 10 × 6?</w:t>
+            </w:r>
+          </w:p>
+          <w:p>
+            <w:pPr>
+              <w:spacing w:after="40" w:before="0"/>
+            </w:pPr>
+            <w:r>
+              <w:rPr>
+                <w:i/>
+                <w:iCs/>
+                <w:color w:val="3F4D5C"/>
+                <w:sz w:val="20"/>
+                <w:szCs w:val="20"/>
+              </w:rPr>
+              <w:t xml:space="preserve">A. ¿Cuánto es 10 × 6?</w:t>
+            </w:r>
+          </w:p>
+        </w:tc>
+        <w:tc>
+          <w:tcPr>
+            <w:tcW w:type="dxa" w:w="3560"/>
+            <w:tcMar>
+              <w:top w:type="dxa" w:w="80"/>
+              <w:left w:type="dxa" w:w="100"/>
+              <w:bottom w:type="dxa" w:w="80"/>
+              <w:right w:type="dxa" w:w="100"/>
+            </w:tcMar>
+            <w:vAlign w:val="top"/>
+          </w:tcPr>
+          <w:p>
+            <w:pPr>
+              <w:spacing w:after="50" w:before="0"/>
+            </w:pPr>
+            <w:r>
+              <w:rPr>
+                <w:color w:val="BBBBBB"/>
+                <w:sz w:val="18"/>
+                <w:szCs w:val="18"/>
+              </w:rPr>
+              <w:t xml:space="preserve">____________________________</w:t>
+            </w:r>
+          </w:p>
+          <w:p>
+            <w:pPr>
+              <w:spacing w:after="50" w:before="0"/>
+            </w:pPr>
+            <w:r>
+              <w:rPr>
+                <w:color w:val="BBBBBB"/>
+                <w:sz w:val="18"/>
+                <w:szCs w:val="18"/>
+              </w:rPr>
+              <w:t xml:space="preserve">____________________________</w:t>
+            </w:r>
+          </w:p>
+          <w:p>
+            <w:pPr>
+              <w:spacing w:after="50" w:before="0"/>
+            </w:pPr>
+            <w:r>
+              <w:rPr>
+                <w:color w:val="BBBBBB"/>
+                <w:sz w:val="18"/>
+                <w:szCs w:val="18"/>
+              </w:rPr>
+              <w:t xml:space="preserve">____________________________</w:t>
+            </w:r>
+          </w:p>
+          <w:p>
+            <w:pPr>
+              <w:spacing w:after="50" w:before="0"/>
+            </w:pPr>
+            <w:r>
+              <w:rPr>
+                <w:color w:val="BBBBBB"/>
+                <w:sz w:val="18"/>
+                <w:szCs w:val="18"/>
+              </w:rPr>
+              <w:t xml:space="preserve">____________________________</w:t>
+            </w:r>
+          </w:p>
+        </w:tc>
+        <w:tc>
+          <w:tcPr>
+            <w:tcW w:type="dxa" w:w="3000"/>
+            <w:shd w:fill="FBF3E2" w:color="auto" w:val="clear"/>
+            <w:tcMar>
+              <w:top w:type="dxa" w:w="80"/>
+              <w:left w:type="dxa" w:w="100"/>
+              <w:bottom w:type="dxa" w:w="80"/>
+              <w:right w:type="dxa" w:w="100"/>
+            </w:tcMar>
+            <w:vAlign w:val="top"/>
+          </w:tcPr>
+          <w:p>
+            <w:pPr>
+              <w:spacing w:after="30" w:before="0"/>
+            </w:pPr>
+            <w:r>
+              <w:rPr>
+                <w:b/>
+                <w:bCs/>
+                <w:color w:val="0F2B3C"/>
+                <w:sz w:val="18"/>
+                <w:szCs w:val="18"/>
+              </w:rPr>
+              <w:t xml:space="preserve">Because... ________________</w:t>
+            </w:r>
+          </w:p>
+          <w:p>
+            <w:pPr>
+              <w:spacing w:after="50" w:before="0"/>
+            </w:pPr>
+            <w:r>
+              <w:rPr>
+                <w:color w:val="BBBBBB"/>
+                <w:sz w:val="18"/>
+                <w:szCs w:val="18"/>
+              </w:rPr>
+              <w:t xml:space="preserve">____________________________</w:t>
+            </w:r>
+          </w:p>
+          <w:p>
+            <w:pPr>
+              <w:spacing w:after="30" w:before="40"/>
+            </w:pPr>
+            <w:r>
+              <w:rPr>
+                <w:b/>
+                <w:bCs/>
+                <w:color w:val="1A6FB5"/>
+                <w:sz w:val="18"/>
+                <w:szCs w:val="18"/>
+              </w:rPr>
+              <w:t xml:space="preserve">Although... _______________</w:t>
+            </w:r>
+          </w:p>
+          <w:p>
+            <w:pPr>
+              <w:spacing w:after="50" w:before="0"/>
+            </w:pPr>
+            <w:r>
+              <w:rPr>
+                <w:color w:val="BBBBBB"/>
+                <w:sz w:val="18"/>
+                <w:szCs w:val="18"/>
+              </w:rPr>
+              <w:t xml:space="preserve">____________________________</w:t>
+            </w:r>
+          </w:p>
+          <w:p>
+            <w:pPr>
+              <w:spacing w:after="30" w:before="40"/>
+            </w:pPr>
+            <w:r>
+              <w:rPr>
+                <w:b/>
+                <w:bCs/>
+                <w:color w:val="7A5400"/>
+                <w:sz w:val="18"/>
+                <w:szCs w:val="18"/>
+              </w:rPr>
+              <w:t xml:space="preserve">Therefore... ______________</w:t>
+            </w:r>
+          </w:p>
+          <w:p>
+            <w:pPr>
+              <w:spacing w:after="50" w:before="0"/>
+            </w:pPr>
+            <w:r>
+              <w:rPr>
+                <w:color w:val="BBBBBB"/>
+                <w:sz w:val="18"/>
+                <w:szCs w:val="18"/>
+              </w:rPr>
+              <w:t xml:space="preserve">____________________________</w:t>
+            </w:r>
+          </w:p>
+        </w:tc>
+      </w:tr>
+    </w:tbl>
     <w:p>
       <w:pPr>
         <w:spacing w:after="60" w:before="0"/>
       </w:pPr>
       <w:r>
-        <w:rPr>
-          <w:i/>
-          <w:iCs/>
-          <w:color w:val="3F4D5C"/>
-          <w:sz w:val="20"/>
-          <w:szCs w:val="20"/>
-        </w:rPr>
-        <w:t xml:space="preserve">A. ¿Cuánto es 10 × 6?</w:t>
-      </w:r>
-    </w:p>
-    <w:p>
-      <w:pPr>
-        <w:spacing w:after="80" w:before="0"/>
-      </w:pPr>
-      <w:r>
-        <w:rPr>
-          <w:color w:val="BBBBBB"/>
-        </w:rPr>
-        <w:t xml:space="preserve">____________________________________________________</w:t>
-      </w:r>
-    </w:p>
-    <w:p>
-      <w:pPr>
-        <w:spacing w:after="40" w:before="0"/>
-      </w:pPr>
-      <w:r>
-        <w:rPr>
-          <w:sz w:val="22"/>
-          <w:szCs w:val="22"/>
-        </w:rPr>
-        <w:t xml:space="preserve">2.  What is 14 × 5?</w:t>
-      </w:r>
-    </w:p>
+        <w:t xml:space="preserve"/>
+      </w:r>
+    </w:p>
+    <w:tbl>
+      <w:tblPr>
+        <w:tblW w:type="dxa" w:w="9360"/>
+        <w:tblBorders>
+          <w:top w:val="single" w:color="C7D2DD" w:sz="6"/>
+          <w:left w:val="single" w:color="C7D2DD" w:sz="6"/>
+          <w:bottom w:val="single" w:color="C7D2DD" w:sz="6"/>
+          <w:right w:val="single" w:color="C7D2DD" w:sz="6"/>
+          <w:insideH w:val="single" w:color="C7D2DD" w:sz="6"/>
+          <w:insideV w:val="single" w:color="C7D2DD" w:sz="6"/>
+        </w:tblBorders>
+      </w:tblPr>
+      <w:tblGrid>
+        <w:gridCol w:w="2800"/>
+        <w:gridCol w:w="3560"/>
+        <w:gridCol w:w="3000"/>
+      </w:tblGrid>
+      <w:tr>
+        <w:trPr>
+          <w:cantSplit/>
+          <w:tblHeader/>
+        </w:trPr>
+        <w:tc>
+          <w:tcPr>
+            <w:tcW w:type="dxa" w:w="2800"/>
+            <w:shd w:fill="EEF4F8" w:color="auto" w:val="clear"/>
+            <w:tcMar>
+              <w:top w:type="dxa" w:w="60"/>
+              <w:left w:type="dxa" w:w="100"/>
+              <w:bottom w:type="dxa" w:w="60"/>
+              <w:right w:type="dxa" w:w="100"/>
+            </w:tcMar>
+          </w:tcPr>
+          <w:p>
+            <w:pPr>
+              <w:spacing w:after="0" w:before="0"/>
+            </w:pPr>
+            <w:r>
+              <w:rPr>
+                <w:b/>
+                <w:bCs/>
+                <w:color w:val="0F2B3C"/>
+                <w:sz w:val="16"/>
+                <w:szCs w:val="16"/>
+              </w:rPr>
+              <w:t xml:space="preserve">CORE PROBLEM / GIVEN REPRESENTATION</w:t>
+            </w:r>
+          </w:p>
+        </w:tc>
+        <w:tc>
+          <w:tcPr>
+            <w:tcW w:type="dxa" w:w="3560"/>
+            <w:shd w:fill="EEF4F8" w:color="auto" w:val="clear"/>
+            <w:tcMar>
+              <w:top w:type="dxa" w:w="60"/>
+              <w:left w:type="dxa" w:w="100"/>
+              <w:bottom w:type="dxa" w:w="60"/>
+              <w:right w:type="dxa" w:w="100"/>
+            </w:tcMar>
+          </w:tcPr>
+          <w:p>
+            <w:pPr>
+              <w:spacing w:after="0" w:before="0"/>
+            </w:pPr>
+            <w:r>
+              <w:rPr>
+                <w:b/>
+                <w:bCs/>
+                <w:color w:val="0F2B3C"/>
+                <w:sz w:val="16"/>
+                <w:szCs w:val="16"/>
+              </w:rPr>
+              <w:t xml:space="preserve">WORKING SPACE / CALCULATION STEPS</w:t>
+            </w:r>
+          </w:p>
+        </w:tc>
+        <w:tc>
+          <w:tcPr>
+            <w:tcW w:type="dxa" w:w="3000"/>
+            <w:shd w:fill="FBF3E2" w:color="auto" w:val="clear"/>
+            <w:tcMar>
+              <w:top w:type="dxa" w:w="60"/>
+              <w:left w:type="dxa" w:w="100"/>
+              <w:bottom w:type="dxa" w:w="60"/>
+              <w:right w:type="dxa" w:w="100"/>
+            </w:tcMar>
+          </w:tcPr>
+          <w:p>
+            <w:pPr>
+              <w:spacing w:after="0" w:before="0"/>
+            </w:pPr>
+            <w:r>
+              <w:rPr>
+                <w:b/>
+                <w:bCs/>
+                <w:color w:val="7A5400"/>
+                <w:sz w:val="16"/>
+                <w:szCs w:val="16"/>
+              </w:rPr>
+              <w:t xml:space="preserve">EXPLAIN YOUR REASONING</w:t>
+            </w:r>
+          </w:p>
+        </w:tc>
+      </w:tr>
+      <w:tr>
+        <w:trPr>
+          <w:cantSplit/>
+        </w:trPr>
+        <w:tc>
+          <w:tcPr>
+            <w:tcW w:type="dxa" w:w="2800"/>
+            <w:tcMar>
+              <w:top w:type="dxa" w:w="80"/>
+              <w:left w:type="dxa" w:w="100"/>
+              <w:bottom w:type="dxa" w:w="80"/>
+              <w:right w:type="dxa" w:w="100"/>
+            </w:tcMar>
+            <w:vAlign w:val="top"/>
+          </w:tcPr>
+          <w:p>
+            <w:pPr>
+              <w:spacing w:after="40" w:before="0"/>
+            </w:pPr>
+            <w:r>
+              <w:rPr>
+                <w:b/>
+                <w:bCs/>
+                <w:color w:val="0F2B3C"/>
+                <w:sz w:val="20"/>
+                <w:szCs w:val="20"/>
+              </w:rPr>
+              <w:t xml:space="preserve">2.  What is 14 × 5?</w:t>
+            </w:r>
+          </w:p>
+          <w:p>
+            <w:pPr>
+              <w:spacing w:after="40" w:before="0"/>
+            </w:pPr>
+            <w:r>
+              <w:rPr>
+                <w:i/>
+                <w:iCs/>
+                <w:color w:val="3F4D5C"/>
+                <w:sz w:val="20"/>
+                <w:szCs w:val="20"/>
+              </w:rPr>
+              <w:t xml:space="preserve">B. ¿Cuánto es 14 × 5?</w:t>
+            </w:r>
+          </w:p>
+        </w:tc>
+        <w:tc>
+          <w:tcPr>
+            <w:tcW w:type="dxa" w:w="3560"/>
+            <w:tcMar>
+              <w:top w:type="dxa" w:w="80"/>
+              <w:left w:type="dxa" w:w="100"/>
+              <w:bottom w:type="dxa" w:w="80"/>
+              <w:right w:type="dxa" w:w="100"/>
+            </w:tcMar>
+            <w:vAlign w:val="top"/>
+          </w:tcPr>
+          <w:p>
+            <w:pPr>
+              <w:spacing w:after="50" w:before="0"/>
+            </w:pPr>
+            <w:r>
+              <w:rPr>
+                <w:color w:val="BBBBBB"/>
+                <w:sz w:val="18"/>
+                <w:szCs w:val="18"/>
+              </w:rPr>
+              <w:t xml:space="preserve">____________________________</w:t>
+            </w:r>
+          </w:p>
+          <w:p>
+            <w:pPr>
+              <w:spacing w:after="50" w:before="0"/>
+            </w:pPr>
+            <w:r>
+              <w:rPr>
+                <w:color w:val="BBBBBB"/>
+                <w:sz w:val="18"/>
+                <w:szCs w:val="18"/>
+              </w:rPr>
+              <w:t xml:space="preserve">____________________________</w:t>
+            </w:r>
+          </w:p>
+          <w:p>
+            <w:pPr>
+              <w:spacing w:after="50" w:before="0"/>
+            </w:pPr>
+            <w:r>
+              <w:rPr>
+                <w:color w:val="BBBBBB"/>
+                <w:sz w:val="18"/>
+                <w:szCs w:val="18"/>
+              </w:rPr>
+              <w:t xml:space="preserve">____________________________</w:t>
+            </w:r>
+          </w:p>
+          <w:p>
+            <w:pPr>
+              <w:spacing w:after="50" w:before="0"/>
+            </w:pPr>
+            <w:r>
+              <w:rPr>
+                <w:color w:val="BBBBBB"/>
+                <w:sz w:val="18"/>
+                <w:szCs w:val="18"/>
+              </w:rPr>
+              <w:t xml:space="preserve">____________________________</w:t>
+            </w:r>
+          </w:p>
+        </w:tc>
+        <w:tc>
+          <w:tcPr>
+            <w:tcW w:type="dxa" w:w="3000"/>
+            <w:shd w:fill="FBF3E2" w:color="auto" w:val="clear"/>
+            <w:tcMar>
+              <w:top w:type="dxa" w:w="80"/>
+              <w:left w:type="dxa" w:w="100"/>
+              <w:bottom w:type="dxa" w:w="80"/>
+              <w:right w:type="dxa" w:w="100"/>
+            </w:tcMar>
+            <w:vAlign w:val="top"/>
+          </w:tcPr>
+          <w:p>
+            <w:pPr>
+              <w:spacing w:after="30" w:before="0"/>
+            </w:pPr>
+            <w:r>
+              <w:rPr>
+                <w:b/>
+                <w:bCs/>
+                <w:color w:val="0F2B3C"/>
+                <w:sz w:val="18"/>
+                <w:szCs w:val="18"/>
+              </w:rPr>
+              <w:t xml:space="preserve">Because... ________________</w:t>
+            </w:r>
+          </w:p>
+          <w:p>
+            <w:pPr>
+              <w:spacing w:after="50" w:before="0"/>
+            </w:pPr>
+            <w:r>
+              <w:rPr>
+                <w:color w:val="BBBBBB"/>
+                <w:sz w:val="18"/>
+                <w:szCs w:val="18"/>
+              </w:rPr>
+              <w:t xml:space="preserve">____________________________</w:t>
+            </w:r>
+          </w:p>
+          <w:p>
+            <w:pPr>
+              <w:spacing w:after="30" w:before="40"/>
+            </w:pPr>
+            <w:r>
+              <w:rPr>
+                <w:b/>
+                <w:bCs/>
+                <w:color w:val="1A6FB5"/>
+                <w:sz w:val="18"/>
+                <w:szCs w:val="18"/>
+              </w:rPr>
+              <w:t xml:space="preserve">Although... _______________</w:t>
+            </w:r>
+          </w:p>
+          <w:p>
+            <w:pPr>
+              <w:spacing w:after="50" w:before="0"/>
+            </w:pPr>
+            <w:r>
+              <w:rPr>
+                <w:color w:val="BBBBBB"/>
+                <w:sz w:val="18"/>
+                <w:szCs w:val="18"/>
+              </w:rPr>
+              <w:t xml:space="preserve">____________________________</w:t>
+            </w:r>
+          </w:p>
+          <w:p>
+            <w:pPr>
+              <w:spacing w:after="30" w:before="40"/>
+            </w:pPr>
+            <w:r>
+              <w:rPr>
+                <w:b/>
+                <w:bCs/>
+                <w:color w:val="7A5400"/>
+                <w:sz w:val="18"/>
+                <w:szCs w:val="18"/>
+              </w:rPr>
+              <w:t xml:space="preserve">Therefore... ______________</w:t>
+            </w:r>
+          </w:p>
+          <w:p>
+            <w:pPr>
+              <w:spacing w:after="50" w:before="0"/>
+            </w:pPr>
+            <w:r>
+              <w:rPr>
+                <w:color w:val="BBBBBB"/>
+                <w:sz w:val="18"/>
+                <w:szCs w:val="18"/>
+              </w:rPr>
+              <w:t xml:space="preserve">____________________________</w:t>
+            </w:r>
+          </w:p>
+        </w:tc>
+      </w:tr>
+    </w:tbl>
     <w:p>
       <w:pPr>
         <w:spacing w:after="60" w:before="0"/>
       </w:pPr>
       <w:r>
-        <w:rPr>
-          <w:i/>
-          <w:iCs/>
-          <w:color w:val="3F4D5C"/>
-          <w:sz w:val="20"/>
-          <w:szCs w:val="20"/>
-        </w:rPr>
-        <w:t xml:space="preserve">B. ¿Cuánto es 14 × 5?</w:t>
-      </w:r>
-    </w:p>
-    <w:p>
-      <w:pPr>
-        <w:spacing w:after="80" w:before="0"/>
-      </w:pPr>
-      <w:r>
-        <w:rPr>
-          <w:color w:val="BBBBBB"/>
-        </w:rPr>
-        <w:t xml:space="preserve">____________________________________________________</w:t>
-      </w:r>
-    </w:p>
-    <w:p>
-      <w:pPr>
-        <w:spacing w:after="40" w:before="0"/>
-      </w:pPr>
-      <w:r>
-        <w:rPr>
-          <w:sz w:val="22"/>
-          <w:szCs w:val="22"/>
-        </w:rPr>
-        <w:t xml:space="preserve">3.  What is 80 ÷ 2?</w:t>
-      </w:r>
-    </w:p>
+        <w:t xml:space="preserve"/>
+      </w:r>
+    </w:p>
+    <w:tbl>
+      <w:tblPr>
+        <w:tblW w:type="dxa" w:w="9360"/>
+        <w:tblBorders>
+          <w:top w:val="single" w:color="C7D2DD" w:sz="6"/>
+          <w:left w:val="single" w:color="C7D2DD" w:sz="6"/>
+          <w:bottom w:val="single" w:color="C7D2DD" w:sz="6"/>
+          <w:right w:val="single" w:color="C7D2DD" w:sz="6"/>
+          <w:insideH w:val="single" w:color="C7D2DD" w:sz="6"/>
+          <w:insideV w:val="single" w:color="C7D2DD" w:sz="6"/>
+        </w:tblBorders>
+      </w:tblPr>
+      <w:tblGrid>
+        <w:gridCol w:w="2800"/>
+        <w:gridCol w:w="3560"/>
+        <w:gridCol w:w="3000"/>
+      </w:tblGrid>
+      <w:tr>
+        <w:trPr>
+          <w:cantSplit/>
+          <w:tblHeader/>
+        </w:trPr>
+        <w:tc>
+          <w:tcPr>
+            <w:tcW w:type="dxa" w:w="2800"/>
+            <w:shd w:fill="EEF4F8" w:color="auto" w:val="clear"/>
+            <w:tcMar>
+              <w:top w:type="dxa" w:w="60"/>
+              <w:left w:type="dxa" w:w="100"/>
+              <w:bottom w:type="dxa" w:w="60"/>
+              <w:right w:type="dxa" w:w="100"/>
+            </w:tcMar>
+          </w:tcPr>
+          <w:p>
+            <w:pPr>
+              <w:spacing w:after="0" w:before="0"/>
+            </w:pPr>
+            <w:r>
+              <w:rPr>
+                <w:b/>
+                <w:bCs/>
+                <w:color w:val="0F2B3C"/>
+                <w:sz w:val="16"/>
+                <w:szCs w:val="16"/>
+              </w:rPr>
+              <w:t xml:space="preserve">CORE PROBLEM / GIVEN REPRESENTATION</w:t>
+            </w:r>
+          </w:p>
+        </w:tc>
+        <w:tc>
+          <w:tcPr>
+            <w:tcW w:type="dxa" w:w="3560"/>
+            <w:shd w:fill="EEF4F8" w:color="auto" w:val="clear"/>
+            <w:tcMar>
+              <w:top w:type="dxa" w:w="60"/>
+              <w:left w:type="dxa" w:w="100"/>
+              <w:bottom w:type="dxa" w:w="60"/>
+              <w:right w:type="dxa" w:w="100"/>
+            </w:tcMar>
+          </w:tcPr>
+          <w:p>
+            <w:pPr>
+              <w:spacing w:after="0" w:before="0"/>
+            </w:pPr>
+            <w:r>
+              <w:rPr>
+                <w:b/>
+                <w:bCs/>
+                <w:color w:val="0F2B3C"/>
+                <w:sz w:val="16"/>
+                <w:szCs w:val="16"/>
+              </w:rPr>
+              <w:t xml:space="preserve">WORKING SPACE / CALCULATION STEPS</w:t>
+            </w:r>
+          </w:p>
+        </w:tc>
+        <w:tc>
+          <w:tcPr>
+            <w:tcW w:type="dxa" w:w="3000"/>
+            <w:shd w:fill="FBF3E2" w:color="auto" w:val="clear"/>
+            <w:tcMar>
+              <w:top w:type="dxa" w:w="60"/>
+              <w:left w:type="dxa" w:w="100"/>
+              <w:bottom w:type="dxa" w:w="60"/>
+              <w:right w:type="dxa" w:w="100"/>
+            </w:tcMar>
+          </w:tcPr>
+          <w:p>
+            <w:pPr>
+              <w:spacing w:after="0" w:before="0"/>
+            </w:pPr>
+            <w:r>
+              <w:rPr>
+                <w:b/>
+                <w:bCs/>
+                <w:color w:val="7A5400"/>
+                <w:sz w:val="16"/>
+                <w:szCs w:val="16"/>
+              </w:rPr>
+              <w:t xml:space="preserve">EXPLAIN YOUR REASONING</w:t>
+            </w:r>
+          </w:p>
+        </w:tc>
+      </w:tr>
+      <w:tr>
+        <w:trPr>
+          <w:cantSplit/>
+        </w:trPr>
+        <w:tc>
+          <w:tcPr>
+            <w:tcW w:type="dxa" w:w="2800"/>
+            <w:tcMar>
+              <w:top w:type="dxa" w:w="80"/>
+              <w:left w:type="dxa" w:w="100"/>
+              <w:bottom w:type="dxa" w:w="80"/>
+              <w:right w:type="dxa" w:w="100"/>
+            </w:tcMar>
+            <w:vAlign w:val="top"/>
+          </w:tcPr>
+          <w:p>
+            <w:pPr>
+              <w:spacing w:after="40" w:before="0"/>
+            </w:pPr>
+            <w:r>
+              <w:rPr>
+                <w:b/>
+                <w:bCs/>
+                <w:color w:val="0F2B3C"/>
+                <w:sz w:val="20"/>
+                <w:szCs w:val="20"/>
+              </w:rPr>
+              <w:t xml:space="preserve">3.  What is 80 ÷ 2?</w:t>
+            </w:r>
+          </w:p>
+          <w:p>
+            <w:pPr>
+              <w:spacing w:after="40" w:before="0"/>
+            </w:pPr>
+            <w:r>
+              <w:rPr>
+                <w:i/>
+                <w:iCs/>
+                <w:color w:val="3F4D5C"/>
+                <w:sz w:val="20"/>
+                <w:szCs w:val="20"/>
+              </w:rPr>
+              <w:t xml:space="preserve">C. ¿Cuánto es 80 ÷ 2?</w:t>
+            </w:r>
+          </w:p>
+        </w:tc>
+        <w:tc>
+          <w:tcPr>
+            <w:tcW w:type="dxa" w:w="3560"/>
+            <w:tcMar>
+              <w:top w:type="dxa" w:w="80"/>
+              <w:left w:type="dxa" w:w="100"/>
+              <w:bottom w:type="dxa" w:w="80"/>
+              <w:right w:type="dxa" w:w="100"/>
+            </w:tcMar>
+            <w:vAlign w:val="top"/>
+          </w:tcPr>
+          <w:p>
+            <w:pPr>
+              <w:spacing w:after="50" w:before="0"/>
+            </w:pPr>
+            <w:r>
+              <w:rPr>
+                <w:color w:val="BBBBBB"/>
+                <w:sz w:val="18"/>
+                <w:szCs w:val="18"/>
+              </w:rPr>
+              <w:t xml:space="preserve">____________________________</w:t>
+            </w:r>
+          </w:p>
+          <w:p>
+            <w:pPr>
+              <w:spacing w:after="50" w:before="0"/>
+            </w:pPr>
+            <w:r>
+              <w:rPr>
+                <w:color w:val="BBBBBB"/>
+                <w:sz w:val="18"/>
+                <w:szCs w:val="18"/>
+              </w:rPr>
+              <w:t xml:space="preserve">____________________________</w:t>
+            </w:r>
+          </w:p>
+          <w:p>
+            <w:pPr>
+              <w:spacing w:after="50" w:before="0"/>
+            </w:pPr>
+            <w:r>
+              <w:rPr>
+                <w:color w:val="BBBBBB"/>
+                <w:sz w:val="18"/>
+                <w:szCs w:val="18"/>
+              </w:rPr>
+              <w:t xml:space="preserve">____________________________</w:t>
+            </w:r>
+          </w:p>
+          <w:p>
+            <w:pPr>
+              <w:spacing w:after="50" w:before="0"/>
+            </w:pPr>
+            <w:r>
+              <w:rPr>
+                <w:color w:val="BBBBBB"/>
+                <w:sz w:val="18"/>
+                <w:szCs w:val="18"/>
+              </w:rPr>
+              <w:t xml:space="preserve">____________________________</w:t>
+            </w:r>
+          </w:p>
+        </w:tc>
+        <w:tc>
+          <w:tcPr>
+            <w:tcW w:type="dxa" w:w="3000"/>
+            <w:shd w:fill="FBF3E2" w:color="auto" w:val="clear"/>
+            <w:tcMar>
+              <w:top w:type="dxa" w:w="80"/>
+              <w:left w:type="dxa" w:w="100"/>
+              <w:bottom w:type="dxa" w:w="80"/>
+              <w:right w:type="dxa" w:w="100"/>
+            </w:tcMar>
+            <w:vAlign w:val="top"/>
+          </w:tcPr>
+          <w:p>
+            <w:pPr>
+              <w:spacing w:after="30" w:before="0"/>
+            </w:pPr>
+            <w:r>
+              <w:rPr>
+                <w:b/>
+                <w:bCs/>
+                <w:color w:val="0F2B3C"/>
+                <w:sz w:val="18"/>
+                <w:szCs w:val="18"/>
+              </w:rPr>
+              <w:t xml:space="preserve">Because... ________________</w:t>
+            </w:r>
+          </w:p>
+          <w:p>
+            <w:pPr>
+              <w:spacing w:after="50" w:before="0"/>
+            </w:pPr>
+            <w:r>
+              <w:rPr>
+                <w:color w:val="BBBBBB"/>
+                <w:sz w:val="18"/>
+                <w:szCs w:val="18"/>
+              </w:rPr>
+              <w:t xml:space="preserve">____________________________</w:t>
+            </w:r>
+          </w:p>
+          <w:p>
+            <w:pPr>
+              <w:spacing w:after="30" w:before="40"/>
+            </w:pPr>
+            <w:r>
+              <w:rPr>
+                <w:b/>
+                <w:bCs/>
+                <w:color w:val="1A6FB5"/>
+                <w:sz w:val="18"/>
+                <w:szCs w:val="18"/>
+              </w:rPr>
+              <w:t xml:space="preserve">Although... _______________</w:t>
+            </w:r>
+          </w:p>
+          <w:p>
+            <w:pPr>
+              <w:spacing w:after="50" w:before="0"/>
+            </w:pPr>
+            <w:r>
+              <w:rPr>
+                <w:color w:val="BBBBBB"/>
+                <w:sz w:val="18"/>
+                <w:szCs w:val="18"/>
+              </w:rPr>
+              <w:t xml:space="preserve">____________________________</w:t>
+            </w:r>
+          </w:p>
+          <w:p>
+            <w:pPr>
+              <w:spacing w:after="30" w:before="40"/>
+            </w:pPr>
+            <w:r>
+              <w:rPr>
+                <w:b/>
+                <w:bCs/>
+                <w:color w:val="7A5400"/>
+                <w:sz w:val="18"/>
+                <w:szCs w:val="18"/>
+              </w:rPr>
+              <w:t xml:space="preserve">Therefore... ______________</w:t>
+            </w:r>
+          </w:p>
+          <w:p>
+            <w:pPr>
+              <w:spacing w:after="50" w:before="0"/>
+            </w:pPr>
+            <w:r>
+              <w:rPr>
+                <w:color w:val="BBBBBB"/>
+                <w:sz w:val="18"/>
+                <w:szCs w:val="18"/>
+              </w:rPr>
+              <w:t xml:space="preserve">____________________________</w:t>
+            </w:r>
+          </w:p>
+        </w:tc>
+      </w:tr>
+    </w:tbl>
     <w:p>
       <w:pPr>
         <w:spacing w:after="60" w:before="0"/>
       </w:pPr>
       <w:r>
-        <w:rPr>
-          <w:i/>
-          <w:iCs/>
-          <w:color w:val="3F4D5C"/>
-          <w:sz w:val="20"/>
-          <w:szCs w:val="20"/>
-        </w:rPr>
-        <w:t xml:space="preserve">C. ¿Cuánto es 80 ÷ 2?</w:t>
-      </w:r>
-    </w:p>
-    <w:p>
-      <w:pPr>
-        <w:spacing w:after="80" w:before="0"/>
-      </w:pPr>
-      <w:r>
-        <w:rPr>
-          <w:color w:val="BBBBBB"/>
-        </w:rPr>
-        <w:t xml:space="preserve">____________________________________________________</w:t>
-      </w:r>
-    </w:p>
-    <w:p>
-      <w:pPr>
-        <w:spacing w:after="40" w:before="0"/>
-      </w:pPr>
-      <w:r>
-        <w:rPr>
-          <w:sz w:val="22"/>
-          <w:szCs w:val="22"/>
-        </w:rPr>
-        <w:t xml:space="preserve">4.  What is 12 × 4?</w:t>
-      </w:r>
-    </w:p>
+        <w:t xml:space="preserve"/>
+      </w:r>
+    </w:p>
+    <w:tbl>
+      <w:tblPr>
+        <w:tblW w:type="dxa" w:w="9360"/>
+        <w:tblBorders>
+          <w:top w:val="single" w:color="C7D2DD" w:sz="6"/>
+          <w:left w:val="single" w:color="C7D2DD" w:sz="6"/>
+          <w:bottom w:val="single" w:color="C7D2DD" w:sz="6"/>
+          <w:right w:val="single" w:color="C7D2DD" w:sz="6"/>
+          <w:insideH w:val="single" w:color="C7D2DD" w:sz="6"/>
+          <w:insideV w:val="single" w:color="C7D2DD" w:sz="6"/>
+        </w:tblBorders>
+      </w:tblPr>
+      <w:tblGrid>
+        <w:gridCol w:w="2800"/>
+        <w:gridCol w:w="3560"/>
+        <w:gridCol w:w="3000"/>
+      </w:tblGrid>
+      <w:tr>
+        <w:trPr>
+          <w:cantSplit/>
+          <w:tblHeader/>
+        </w:trPr>
+        <w:tc>
+          <w:tcPr>
+            <w:tcW w:type="dxa" w:w="2800"/>
+            <w:shd w:fill="EEF4F8" w:color="auto" w:val="clear"/>
+            <w:tcMar>
+              <w:top w:type="dxa" w:w="60"/>
+              <w:left w:type="dxa" w:w="100"/>
+              <w:bottom w:type="dxa" w:w="60"/>
+              <w:right w:type="dxa" w:w="100"/>
+            </w:tcMar>
+          </w:tcPr>
+          <w:p>
+            <w:pPr>
+              <w:spacing w:after="0" w:before="0"/>
+            </w:pPr>
+            <w:r>
+              <w:rPr>
+                <w:b/>
+                <w:bCs/>
+                <w:color w:val="0F2B3C"/>
+                <w:sz w:val="16"/>
+                <w:szCs w:val="16"/>
+              </w:rPr>
+              <w:t xml:space="preserve">CORE PROBLEM / GIVEN REPRESENTATION</w:t>
+            </w:r>
+          </w:p>
+        </w:tc>
+        <w:tc>
+          <w:tcPr>
+            <w:tcW w:type="dxa" w:w="3560"/>
+            <w:shd w:fill="EEF4F8" w:color="auto" w:val="clear"/>
+            <w:tcMar>
+              <w:top w:type="dxa" w:w="60"/>
+              <w:left w:type="dxa" w:w="100"/>
+              <w:bottom w:type="dxa" w:w="60"/>
+              <w:right w:type="dxa" w:w="100"/>
+            </w:tcMar>
+          </w:tcPr>
+          <w:p>
+            <w:pPr>
+              <w:spacing w:after="0" w:before="0"/>
+            </w:pPr>
+            <w:r>
+              <w:rPr>
+                <w:b/>
+                <w:bCs/>
+                <w:color w:val="0F2B3C"/>
+                <w:sz w:val="16"/>
+                <w:szCs w:val="16"/>
+              </w:rPr>
+              <w:t xml:space="preserve">WORKING SPACE / CALCULATION STEPS</w:t>
+            </w:r>
+          </w:p>
+        </w:tc>
+        <w:tc>
+          <w:tcPr>
+            <w:tcW w:type="dxa" w:w="3000"/>
+            <w:shd w:fill="FBF3E2" w:color="auto" w:val="clear"/>
+            <w:tcMar>
+              <w:top w:type="dxa" w:w="60"/>
+              <w:left w:type="dxa" w:w="100"/>
+              <w:bottom w:type="dxa" w:w="60"/>
+              <w:right w:type="dxa" w:w="100"/>
+            </w:tcMar>
+          </w:tcPr>
+          <w:p>
+            <w:pPr>
+              <w:spacing w:after="0" w:before="0"/>
+            </w:pPr>
+            <w:r>
+              <w:rPr>
+                <w:b/>
+                <w:bCs/>
+                <w:color w:val="7A5400"/>
+                <w:sz w:val="16"/>
+                <w:szCs w:val="16"/>
+              </w:rPr>
+              <w:t xml:space="preserve">EXPLAIN YOUR REASONING</w:t>
+            </w:r>
+          </w:p>
+        </w:tc>
+      </w:tr>
+      <w:tr>
+        <w:trPr>
+          <w:cantSplit/>
+        </w:trPr>
+        <w:tc>
+          <w:tcPr>
+            <w:tcW w:type="dxa" w:w="2800"/>
+            <w:tcMar>
+              <w:top w:type="dxa" w:w="80"/>
+              <w:left w:type="dxa" w:w="100"/>
+              <w:bottom w:type="dxa" w:w="80"/>
+              <w:right w:type="dxa" w:w="100"/>
+            </w:tcMar>
+            <w:vAlign w:val="top"/>
+          </w:tcPr>
+          <w:p>
+            <w:pPr>
+              <w:spacing w:after="40" w:before="0"/>
+            </w:pPr>
+            <w:r>
+              <w:rPr>
+                <w:b/>
+                <w:bCs/>
+                <w:color w:val="0F2B3C"/>
+                <w:sz w:val="20"/>
+                <w:szCs w:val="20"/>
+              </w:rPr>
+              <w:t xml:space="preserve">4.  What is 12 × 4?</w:t>
+            </w:r>
+          </w:p>
+          <w:p>
+            <w:pPr>
+              <w:spacing w:after="40" w:before="0"/>
+            </w:pPr>
+            <w:r>
+              <w:rPr>
+                <w:i/>
+                <w:iCs/>
+                <w:color w:val="3F4D5C"/>
+                <w:sz w:val="20"/>
+                <w:szCs w:val="20"/>
+              </w:rPr>
+              <w:t xml:space="preserve">D. ¿Cuánto es 12 × 4?</w:t>
+            </w:r>
+          </w:p>
+          <w:p>
+            <w:pPr>
+              <w:spacing w:after="0" w:before="0"/>
+            </w:pPr>
+            <w:r>
+              <w:rPr>
+                <w:color w:val="5E6E7E"/>
+                <w:sz w:val="18"/>
+                <w:szCs w:val="18"/>
+              </w:rPr>
+              <w:t xml:space="preserve">Choices: 16   /   124   /   48   /   36</w:t>
+            </w:r>
+          </w:p>
+        </w:tc>
+        <w:tc>
+          <w:tcPr>
+            <w:tcW w:type="dxa" w:w="3560"/>
+            <w:tcMar>
+              <w:top w:type="dxa" w:w="80"/>
+              <w:left w:type="dxa" w:w="100"/>
+              <w:bottom w:type="dxa" w:w="80"/>
+              <w:right w:type="dxa" w:w="100"/>
+            </w:tcMar>
+            <w:vAlign w:val="top"/>
+          </w:tcPr>
+          <w:p>
+            <w:pPr>
+              <w:spacing w:after="50" w:before="0"/>
+            </w:pPr>
+            <w:r>
+              <w:rPr>
+                <w:color w:val="BBBBBB"/>
+                <w:sz w:val="18"/>
+                <w:szCs w:val="18"/>
+              </w:rPr>
+              <w:t xml:space="preserve">____________________________</w:t>
+            </w:r>
+          </w:p>
+          <w:p>
+            <w:pPr>
+              <w:spacing w:after="50" w:before="0"/>
+            </w:pPr>
+            <w:r>
+              <w:rPr>
+                <w:color w:val="BBBBBB"/>
+                <w:sz w:val="18"/>
+                <w:szCs w:val="18"/>
+              </w:rPr>
+              <w:t xml:space="preserve">____________________________</w:t>
+            </w:r>
+          </w:p>
+          <w:p>
+            <w:pPr>
+              <w:spacing w:after="50" w:before="0"/>
+            </w:pPr>
+            <w:r>
+              <w:rPr>
+                <w:color w:val="BBBBBB"/>
+                <w:sz w:val="18"/>
+                <w:szCs w:val="18"/>
+              </w:rPr>
+              <w:t xml:space="preserve">____________________________</w:t>
+            </w:r>
+          </w:p>
+          <w:p>
+            <w:pPr>
+              <w:spacing w:after="50" w:before="0"/>
+            </w:pPr>
+            <w:r>
+              <w:rPr>
+                <w:color w:val="BBBBBB"/>
+                <w:sz w:val="18"/>
+                <w:szCs w:val="18"/>
+              </w:rPr>
+              <w:t xml:space="preserve">____________________________</w:t>
+            </w:r>
+          </w:p>
+        </w:tc>
+        <w:tc>
+          <w:tcPr>
+            <w:tcW w:type="dxa" w:w="3000"/>
+            <w:shd w:fill="FBF3E2" w:color="auto" w:val="clear"/>
+            <w:tcMar>
+              <w:top w:type="dxa" w:w="80"/>
+              <w:left w:type="dxa" w:w="100"/>
+              <w:bottom w:type="dxa" w:w="80"/>
+              <w:right w:type="dxa" w:w="100"/>
+            </w:tcMar>
+            <w:vAlign w:val="top"/>
+          </w:tcPr>
+          <w:p>
+            <w:pPr>
+              <w:spacing w:after="30" w:before="0"/>
+            </w:pPr>
+            <w:r>
+              <w:rPr>
+                <w:b/>
+                <w:bCs/>
+                <w:color w:val="0F2B3C"/>
+                <w:sz w:val="18"/>
+                <w:szCs w:val="18"/>
+              </w:rPr>
+              <w:t xml:space="preserve">Because... ________________</w:t>
+            </w:r>
+          </w:p>
+          <w:p>
+            <w:pPr>
+              <w:spacing w:after="50" w:before="0"/>
+            </w:pPr>
+            <w:r>
+              <w:rPr>
+                <w:color w:val="BBBBBB"/>
+                <w:sz w:val="18"/>
+                <w:szCs w:val="18"/>
+              </w:rPr>
+              <w:t xml:space="preserve">____________________________</w:t>
+            </w:r>
+          </w:p>
+          <w:p>
+            <w:pPr>
+              <w:spacing w:after="30" w:before="40"/>
+            </w:pPr>
+            <w:r>
+              <w:rPr>
+                <w:b/>
+                <w:bCs/>
+                <w:color w:val="1A6FB5"/>
+                <w:sz w:val="18"/>
+                <w:szCs w:val="18"/>
+              </w:rPr>
+              <w:t xml:space="preserve">Although... _______________</w:t>
+            </w:r>
+          </w:p>
+          <w:p>
+            <w:pPr>
+              <w:spacing w:after="50" w:before="0"/>
+            </w:pPr>
+            <w:r>
+              <w:rPr>
+                <w:color w:val="BBBBBB"/>
+                <w:sz w:val="18"/>
+                <w:szCs w:val="18"/>
+              </w:rPr>
+              <w:t xml:space="preserve">____________________________</w:t>
+            </w:r>
+          </w:p>
+          <w:p>
+            <w:pPr>
+              <w:spacing w:after="30" w:before="40"/>
+            </w:pPr>
+            <w:r>
+              <w:rPr>
+                <w:b/>
+                <w:bCs/>
+                <w:color w:val="7A5400"/>
+                <w:sz w:val="18"/>
+                <w:szCs w:val="18"/>
+              </w:rPr>
+              <w:t xml:space="preserve">Therefore... ______________</w:t>
+            </w:r>
+          </w:p>
+          <w:p>
+            <w:pPr>
+              <w:spacing w:after="50" w:before="0"/>
+            </w:pPr>
+            <w:r>
+              <w:rPr>
+                <w:color w:val="BBBBBB"/>
+                <w:sz w:val="18"/>
+                <w:szCs w:val="18"/>
+              </w:rPr>
+              <w:t xml:space="preserve">____________________________</w:t>
+            </w:r>
+          </w:p>
+        </w:tc>
+      </w:tr>
+    </w:tbl>
     <w:p>
       <w:pPr>
         <w:spacing w:after="60" w:before="0"/>
       </w:pPr>
       <w:r>
-        <w:rPr>
-          <w:i/>
-          <w:iCs/>
-          <w:color w:val="3F4D5C"/>
-          <w:sz w:val="20"/>
-          <w:szCs w:val="20"/>
-        </w:rPr>
-        <w:t xml:space="preserve">D. ¿Cuánto es 12 × 4?</w:t>
-      </w:r>
-    </w:p>
-    <w:p>
-      <w:pPr>
-        <w:spacing w:after="40" w:before="0"/>
-      </w:pPr>
-      <w:r>
-        <w:rPr>
-          <w:color w:val="5E6E7E"/>
-          <w:sz w:val="20"/>
-          <w:szCs w:val="20"/>
-        </w:rPr>
-        <w:t xml:space="preserve">     choices: 16   /   124   /   48   /   36</w:t>
-      </w:r>
-    </w:p>
-    <w:p>
-      <w:pPr>
-        <w:spacing w:after="80" w:before="0"/>
-      </w:pPr>
-      <w:r>
-        <w:rPr>
-          <w:color w:val="BBBBBB"/>
-        </w:rPr>
-        <w:t xml:space="preserve">____________________________________________________</w:t>
+        <w:t xml:space="preserve"/>
       </w:r>
     </w:p>
     <w:p>
@@ -575,131 +3677,980 @@
         <w:t xml:space="preserve">Multiplica y luego regresa con la división.</w:t>
       </w:r>
     </w:p>
-    <w:p>
-      <w:pPr>
-        <w:spacing w:after="40" w:before="0"/>
-      </w:pPr>
-      <w:r>
-        <w:rPr>
-          <w:sz w:val="22"/>
-          <w:szCs w:val="22"/>
-        </w:rPr>
-        <w:t xml:space="preserve">1.  What is 18 × 6?</w:t>
-      </w:r>
-    </w:p>
+    <w:tbl>
+      <w:tblPr>
+        <w:tblW w:type="dxa" w:w="9360"/>
+        <w:tblBorders>
+          <w:top w:val="single" w:color="C7D2DD" w:sz="6"/>
+          <w:left w:val="single" w:color="C7D2DD" w:sz="6"/>
+          <w:bottom w:val="single" w:color="C7D2DD" w:sz="6"/>
+          <w:right w:val="single" w:color="C7D2DD" w:sz="6"/>
+          <w:insideH w:val="single" w:color="C7D2DD" w:sz="6"/>
+          <w:insideV w:val="single" w:color="C7D2DD" w:sz="6"/>
+        </w:tblBorders>
+      </w:tblPr>
+      <w:tblGrid>
+        <w:gridCol w:w="2800"/>
+        <w:gridCol w:w="3560"/>
+        <w:gridCol w:w="3000"/>
+      </w:tblGrid>
+      <w:tr>
+        <w:trPr>
+          <w:cantSplit/>
+          <w:tblHeader/>
+        </w:trPr>
+        <w:tc>
+          <w:tcPr>
+            <w:tcW w:type="dxa" w:w="2800"/>
+            <w:shd w:fill="EEF4F8" w:color="auto" w:val="clear"/>
+            <w:tcMar>
+              <w:top w:type="dxa" w:w="60"/>
+              <w:left w:type="dxa" w:w="100"/>
+              <w:bottom w:type="dxa" w:w="60"/>
+              <w:right w:type="dxa" w:w="100"/>
+            </w:tcMar>
+          </w:tcPr>
+          <w:p>
+            <w:pPr>
+              <w:spacing w:after="0" w:before="0"/>
+            </w:pPr>
+            <w:r>
+              <w:rPr>
+                <w:b/>
+                <w:bCs/>
+                <w:color w:val="0F2B3C"/>
+                <w:sz w:val="16"/>
+                <w:szCs w:val="16"/>
+              </w:rPr>
+              <w:t xml:space="preserve">CORE PROBLEM / GIVEN REPRESENTATION</w:t>
+            </w:r>
+          </w:p>
+        </w:tc>
+        <w:tc>
+          <w:tcPr>
+            <w:tcW w:type="dxa" w:w="3560"/>
+            <w:shd w:fill="EEF4F8" w:color="auto" w:val="clear"/>
+            <w:tcMar>
+              <w:top w:type="dxa" w:w="60"/>
+              <w:left w:type="dxa" w:w="100"/>
+              <w:bottom w:type="dxa" w:w="60"/>
+              <w:right w:type="dxa" w:w="100"/>
+            </w:tcMar>
+          </w:tcPr>
+          <w:p>
+            <w:pPr>
+              <w:spacing w:after="0" w:before="0"/>
+            </w:pPr>
+            <w:r>
+              <w:rPr>
+                <w:b/>
+                <w:bCs/>
+                <w:color w:val="0F2B3C"/>
+                <w:sz w:val="16"/>
+                <w:szCs w:val="16"/>
+              </w:rPr>
+              <w:t xml:space="preserve">WORKING SPACE / CALCULATION STEPS</w:t>
+            </w:r>
+          </w:p>
+        </w:tc>
+        <w:tc>
+          <w:tcPr>
+            <w:tcW w:type="dxa" w:w="3000"/>
+            <w:shd w:fill="FBF3E2" w:color="auto" w:val="clear"/>
+            <w:tcMar>
+              <w:top w:type="dxa" w:w="60"/>
+              <w:left w:type="dxa" w:w="100"/>
+              <w:bottom w:type="dxa" w:w="60"/>
+              <w:right w:type="dxa" w:w="100"/>
+            </w:tcMar>
+          </w:tcPr>
+          <w:p>
+            <w:pPr>
+              <w:spacing w:after="0" w:before="0"/>
+            </w:pPr>
+            <w:r>
+              <w:rPr>
+                <w:b/>
+                <w:bCs/>
+                <w:color w:val="7A5400"/>
+                <w:sz w:val="16"/>
+                <w:szCs w:val="16"/>
+              </w:rPr>
+              <w:t xml:space="preserve">EXPLAIN YOUR REASONING</w:t>
+            </w:r>
+          </w:p>
+        </w:tc>
+      </w:tr>
+      <w:tr>
+        <w:trPr>
+          <w:cantSplit/>
+        </w:trPr>
+        <w:tc>
+          <w:tcPr>
+            <w:tcW w:type="dxa" w:w="2800"/>
+            <w:tcMar>
+              <w:top w:type="dxa" w:w="80"/>
+              <w:left w:type="dxa" w:w="100"/>
+              <w:bottom w:type="dxa" w:w="80"/>
+              <w:right w:type="dxa" w:w="100"/>
+            </w:tcMar>
+            <w:vAlign w:val="top"/>
+          </w:tcPr>
+          <w:p>
+            <w:pPr>
+              <w:spacing w:after="40" w:before="0"/>
+            </w:pPr>
+            <w:r>
+              <w:rPr>
+                <w:b/>
+                <w:bCs/>
+                <w:color w:val="0F2B3C"/>
+                <w:sz w:val="20"/>
+                <w:szCs w:val="20"/>
+              </w:rPr>
+              <w:t xml:space="preserve">1.  What is 18 × 6?</w:t>
+            </w:r>
+          </w:p>
+          <w:p>
+            <w:pPr>
+              <w:spacing w:after="40" w:before="0"/>
+            </w:pPr>
+            <w:r>
+              <w:rPr>
+                <w:i/>
+                <w:iCs/>
+                <w:color w:val="3F4D5C"/>
+                <w:sz w:val="20"/>
+                <w:szCs w:val="20"/>
+              </w:rPr>
+              <w:t xml:space="preserve">A. ¿Cuánto es 18 × 6?</w:t>
+            </w:r>
+          </w:p>
+        </w:tc>
+        <w:tc>
+          <w:tcPr>
+            <w:tcW w:type="dxa" w:w="3560"/>
+            <w:tcMar>
+              <w:top w:type="dxa" w:w="80"/>
+              <w:left w:type="dxa" w:w="100"/>
+              <w:bottom w:type="dxa" w:w="80"/>
+              <w:right w:type="dxa" w:w="100"/>
+            </w:tcMar>
+            <w:vAlign w:val="top"/>
+          </w:tcPr>
+          <w:p>
+            <w:pPr>
+              <w:spacing w:after="50" w:before="0"/>
+            </w:pPr>
+            <w:r>
+              <w:rPr>
+                <w:color w:val="BBBBBB"/>
+                <w:sz w:val="18"/>
+                <w:szCs w:val="18"/>
+              </w:rPr>
+              <w:t xml:space="preserve">____________________________</w:t>
+            </w:r>
+          </w:p>
+          <w:p>
+            <w:pPr>
+              <w:spacing w:after="50" w:before="0"/>
+            </w:pPr>
+            <w:r>
+              <w:rPr>
+                <w:color w:val="BBBBBB"/>
+                <w:sz w:val="18"/>
+                <w:szCs w:val="18"/>
+              </w:rPr>
+              <w:t xml:space="preserve">____________________________</w:t>
+            </w:r>
+          </w:p>
+          <w:p>
+            <w:pPr>
+              <w:spacing w:after="50" w:before="0"/>
+            </w:pPr>
+            <w:r>
+              <w:rPr>
+                <w:color w:val="BBBBBB"/>
+                <w:sz w:val="18"/>
+                <w:szCs w:val="18"/>
+              </w:rPr>
+              <w:t xml:space="preserve">____________________________</w:t>
+            </w:r>
+          </w:p>
+          <w:p>
+            <w:pPr>
+              <w:spacing w:after="50" w:before="0"/>
+            </w:pPr>
+            <w:r>
+              <w:rPr>
+                <w:color w:val="BBBBBB"/>
+                <w:sz w:val="18"/>
+                <w:szCs w:val="18"/>
+              </w:rPr>
+              <w:t xml:space="preserve">____________________________</w:t>
+            </w:r>
+          </w:p>
+        </w:tc>
+        <w:tc>
+          <w:tcPr>
+            <w:tcW w:type="dxa" w:w="3000"/>
+            <w:shd w:fill="FBF3E2" w:color="auto" w:val="clear"/>
+            <w:tcMar>
+              <w:top w:type="dxa" w:w="80"/>
+              <w:left w:type="dxa" w:w="100"/>
+              <w:bottom w:type="dxa" w:w="80"/>
+              <w:right w:type="dxa" w:w="100"/>
+            </w:tcMar>
+            <w:vAlign w:val="top"/>
+          </w:tcPr>
+          <w:p>
+            <w:pPr>
+              <w:spacing w:after="30" w:before="0"/>
+            </w:pPr>
+            <w:r>
+              <w:rPr>
+                <w:b/>
+                <w:bCs/>
+                <w:color w:val="0F2B3C"/>
+                <w:sz w:val="18"/>
+                <w:szCs w:val="18"/>
+              </w:rPr>
+              <w:t xml:space="preserve">Because... ________________</w:t>
+            </w:r>
+          </w:p>
+          <w:p>
+            <w:pPr>
+              <w:spacing w:after="50" w:before="0"/>
+            </w:pPr>
+            <w:r>
+              <w:rPr>
+                <w:color w:val="BBBBBB"/>
+                <w:sz w:val="18"/>
+                <w:szCs w:val="18"/>
+              </w:rPr>
+              <w:t xml:space="preserve">____________________________</w:t>
+            </w:r>
+          </w:p>
+          <w:p>
+            <w:pPr>
+              <w:spacing w:after="30" w:before="40"/>
+            </w:pPr>
+            <w:r>
+              <w:rPr>
+                <w:b/>
+                <w:bCs/>
+                <w:color w:val="1A6FB5"/>
+                <w:sz w:val="18"/>
+                <w:szCs w:val="18"/>
+              </w:rPr>
+              <w:t xml:space="preserve">Although... _______________</w:t>
+            </w:r>
+          </w:p>
+          <w:p>
+            <w:pPr>
+              <w:spacing w:after="50" w:before="0"/>
+            </w:pPr>
+            <w:r>
+              <w:rPr>
+                <w:color w:val="BBBBBB"/>
+                <w:sz w:val="18"/>
+                <w:szCs w:val="18"/>
+              </w:rPr>
+              <w:t xml:space="preserve">____________________________</w:t>
+            </w:r>
+          </w:p>
+          <w:p>
+            <w:pPr>
+              <w:spacing w:after="30" w:before="40"/>
+            </w:pPr>
+            <w:r>
+              <w:rPr>
+                <w:b/>
+                <w:bCs/>
+                <w:color w:val="7A5400"/>
+                <w:sz w:val="18"/>
+                <w:szCs w:val="18"/>
+              </w:rPr>
+              <w:t xml:space="preserve">Therefore... ______________</w:t>
+            </w:r>
+          </w:p>
+          <w:p>
+            <w:pPr>
+              <w:spacing w:after="50" w:before="0"/>
+            </w:pPr>
+            <w:r>
+              <w:rPr>
+                <w:color w:val="BBBBBB"/>
+                <w:sz w:val="18"/>
+                <w:szCs w:val="18"/>
+              </w:rPr>
+              <w:t xml:space="preserve">____________________________</w:t>
+            </w:r>
+          </w:p>
+        </w:tc>
+      </w:tr>
+    </w:tbl>
     <w:p>
       <w:pPr>
         <w:spacing w:after="60" w:before="0"/>
       </w:pPr>
       <w:r>
-        <w:rPr>
-          <w:i/>
-          <w:iCs/>
-          <w:color w:val="3F4D5C"/>
-          <w:sz w:val="20"/>
-          <w:szCs w:val="20"/>
-        </w:rPr>
-        <w:t xml:space="preserve">A. ¿Cuánto es 18 × 6?</w:t>
-      </w:r>
-    </w:p>
-    <w:p>
-      <w:pPr>
-        <w:spacing w:after="80" w:before="0"/>
-      </w:pPr>
-      <w:r>
-        <w:rPr>
-          <w:color w:val="BBBBBB"/>
-        </w:rPr>
-        <w:t xml:space="preserve">____________________________________________________</w:t>
-      </w:r>
-    </w:p>
-    <w:p>
-      <w:pPr>
-        <w:spacing w:after="40" w:before="0"/>
-      </w:pPr>
-      <w:r>
-        <w:rPr>
-          <w:sz w:val="22"/>
-          <w:szCs w:val="22"/>
-        </w:rPr>
-        <w:t xml:space="preserve">2.  There are 84 wheels. Each bike has 2 wheels. How many bikes is that?</w:t>
-      </w:r>
-    </w:p>
+        <w:t xml:space="preserve"/>
+      </w:r>
+    </w:p>
+    <w:tbl>
+      <w:tblPr>
+        <w:tblW w:type="dxa" w:w="9360"/>
+        <w:tblBorders>
+          <w:top w:val="single" w:color="C7D2DD" w:sz="6"/>
+          <w:left w:val="single" w:color="C7D2DD" w:sz="6"/>
+          <w:bottom w:val="single" w:color="C7D2DD" w:sz="6"/>
+          <w:right w:val="single" w:color="C7D2DD" w:sz="6"/>
+          <w:insideH w:val="single" w:color="C7D2DD" w:sz="6"/>
+          <w:insideV w:val="single" w:color="C7D2DD" w:sz="6"/>
+        </w:tblBorders>
+      </w:tblPr>
+      <w:tblGrid>
+        <w:gridCol w:w="2800"/>
+        <w:gridCol w:w="3560"/>
+        <w:gridCol w:w="3000"/>
+      </w:tblGrid>
+      <w:tr>
+        <w:trPr>
+          <w:cantSplit/>
+          <w:tblHeader/>
+        </w:trPr>
+        <w:tc>
+          <w:tcPr>
+            <w:tcW w:type="dxa" w:w="2800"/>
+            <w:shd w:fill="EEF4F8" w:color="auto" w:val="clear"/>
+            <w:tcMar>
+              <w:top w:type="dxa" w:w="60"/>
+              <w:left w:type="dxa" w:w="100"/>
+              <w:bottom w:type="dxa" w:w="60"/>
+              <w:right w:type="dxa" w:w="100"/>
+            </w:tcMar>
+          </w:tcPr>
+          <w:p>
+            <w:pPr>
+              <w:spacing w:after="0" w:before="0"/>
+            </w:pPr>
+            <w:r>
+              <w:rPr>
+                <w:b/>
+                <w:bCs/>
+                <w:color w:val="0F2B3C"/>
+                <w:sz w:val="16"/>
+                <w:szCs w:val="16"/>
+              </w:rPr>
+              <w:t xml:space="preserve">CORE PROBLEM / GIVEN REPRESENTATION</w:t>
+            </w:r>
+          </w:p>
+        </w:tc>
+        <w:tc>
+          <w:tcPr>
+            <w:tcW w:type="dxa" w:w="3560"/>
+            <w:shd w:fill="EEF4F8" w:color="auto" w:val="clear"/>
+            <w:tcMar>
+              <w:top w:type="dxa" w:w="60"/>
+              <w:left w:type="dxa" w:w="100"/>
+              <w:bottom w:type="dxa" w:w="60"/>
+              <w:right w:type="dxa" w:w="100"/>
+            </w:tcMar>
+          </w:tcPr>
+          <w:p>
+            <w:pPr>
+              <w:spacing w:after="0" w:before="0"/>
+            </w:pPr>
+            <w:r>
+              <w:rPr>
+                <w:b/>
+                <w:bCs/>
+                <w:color w:val="0F2B3C"/>
+                <w:sz w:val="16"/>
+                <w:szCs w:val="16"/>
+              </w:rPr>
+              <w:t xml:space="preserve">WORKING SPACE / CALCULATION STEPS</w:t>
+            </w:r>
+          </w:p>
+        </w:tc>
+        <w:tc>
+          <w:tcPr>
+            <w:tcW w:type="dxa" w:w="3000"/>
+            <w:shd w:fill="FBF3E2" w:color="auto" w:val="clear"/>
+            <w:tcMar>
+              <w:top w:type="dxa" w:w="60"/>
+              <w:left w:type="dxa" w:w="100"/>
+              <w:bottom w:type="dxa" w:w="60"/>
+              <w:right w:type="dxa" w:w="100"/>
+            </w:tcMar>
+          </w:tcPr>
+          <w:p>
+            <w:pPr>
+              <w:spacing w:after="0" w:before="0"/>
+            </w:pPr>
+            <w:r>
+              <w:rPr>
+                <w:b/>
+                <w:bCs/>
+                <w:color w:val="7A5400"/>
+                <w:sz w:val="16"/>
+                <w:szCs w:val="16"/>
+              </w:rPr>
+              <w:t xml:space="preserve">EXPLAIN YOUR REASONING</w:t>
+            </w:r>
+          </w:p>
+        </w:tc>
+      </w:tr>
+      <w:tr>
+        <w:trPr>
+          <w:cantSplit/>
+        </w:trPr>
+        <w:tc>
+          <w:tcPr>
+            <w:tcW w:type="dxa" w:w="2800"/>
+            <w:tcMar>
+              <w:top w:type="dxa" w:w="80"/>
+              <w:left w:type="dxa" w:w="100"/>
+              <w:bottom w:type="dxa" w:w="80"/>
+              <w:right w:type="dxa" w:w="100"/>
+            </w:tcMar>
+            <w:vAlign w:val="top"/>
+          </w:tcPr>
+          <w:p>
+            <w:pPr>
+              <w:spacing w:after="40" w:before="0"/>
+            </w:pPr>
+            <w:r>
+              <w:rPr>
+                <w:b/>
+                <w:bCs/>
+                <w:color w:val="0F2B3C"/>
+                <w:sz w:val="20"/>
+                <w:szCs w:val="20"/>
+              </w:rPr>
+              <w:t xml:space="preserve">2.  There are 84 wheels. Each bike has 2 wheels. How many bikes is that?</w:t>
+            </w:r>
+          </w:p>
+          <w:p>
+            <w:pPr>
+              <w:spacing w:after="40" w:before="0"/>
+            </w:pPr>
+            <w:r>
+              <w:rPr>
+                <w:i/>
+                <w:iCs/>
+                <w:color w:val="3F4D5C"/>
+                <w:sz w:val="20"/>
+                <w:szCs w:val="20"/>
+              </w:rPr>
+              <w:t xml:space="preserve">B. Hay 84 ruedas. Cada bicicleta tiene 2 ruedas. ¿Cuántas bicicletas son?</w:t>
+            </w:r>
+          </w:p>
+        </w:tc>
+        <w:tc>
+          <w:tcPr>
+            <w:tcW w:type="dxa" w:w="3560"/>
+            <w:tcMar>
+              <w:top w:type="dxa" w:w="80"/>
+              <w:left w:type="dxa" w:w="100"/>
+              <w:bottom w:type="dxa" w:w="80"/>
+              <w:right w:type="dxa" w:w="100"/>
+            </w:tcMar>
+            <w:vAlign w:val="top"/>
+          </w:tcPr>
+          <w:p>
+            <w:pPr>
+              <w:spacing w:after="50" w:before="0"/>
+            </w:pPr>
+            <w:r>
+              <w:rPr>
+                <w:color w:val="BBBBBB"/>
+                <w:sz w:val="18"/>
+                <w:szCs w:val="18"/>
+              </w:rPr>
+              <w:t xml:space="preserve">____________________________</w:t>
+            </w:r>
+          </w:p>
+          <w:p>
+            <w:pPr>
+              <w:spacing w:after="50" w:before="0"/>
+            </w:pPr>
+            <w:r>
+              <w:rPr>
+                <w:color w:val="BBBBBB"/>
+                <w:sz w:val="18"/>
+                <w:szCs w:val="18"/>
+              </w:rPr>
+              <w:t xml:space="preserve">____________________________</w:t>
+            </w:r>
+          </w:p>
+          <w:p>
+            <w:pPr>
+              <w:spacing w:after="50" w:before="0"/>
+            </w:pPr>
+            <w:r>
+              <w:rPr>
+                <w:color w:val="BBBBBB"/>
+                <w:sz w:val="18"/>
+                <w:szCs w:val="18"/>
+              </w:rPr>
+              <w:t xml:space="preserve">____________________________</w:t>
+            </w:r>
+          </w:p>
+          <w:p>
+            <w:pPr>
+              <w:spacing w:after="50" w:before="0"/>
+            </w:pPr>
+            <w:r>
+              <w:rPr>
+                <w:color w:val="BBBBBB"/>
+                <w:sz w:val="18"/>
+                <w:szCs w:val="18"/>
+              </w:rPr>
+              <w:t xml:space="preserve">____________________________</w:t>
+            </w:r>
+          </w:p>
+        </w:tc>
+        <w:tc>
+          <w:tcPr>
+            <w:tcW w:type="dxa" w:w="3000"/>
+            <w:shd w:fill="FBF3E2" w:color="auto" w:val="clear"/>
+            <w:tcMar>
+              <w:top w:type="dxa" w:w="80"/>
+              <w:left w:type="dxa" w:w="100"/>
+              <w:bottom w:type="dxa" w:w="80"/>
+              <w:right w:type="dxa" w:w="100"/>
+            </w:tcMar>
+            <w:vAlign w:val="top"/>
+          </w:tcPr>
+          <w:p>
+            <w:pPr>
+              <w:spacing w:after="30" w:before="0"/>
+            </w:pPr>
+            <w:r>
+              <w:rPr>
+                <w:b/>
+                <w:bCs/>
+                <w:color w:val="0F2B3C"/>
+                <w:sz w:val="18"/>
+                <w:szCs w:val="18"/>
+              </w:rPr>
+              <w:t xml:space="preserve">Because... ________________</w:t>
+            </w:r>
+          </w:p>
+          <w:p>
+            <w:pPr>
+              <w:spacing w:after="50" w:before="0"/>
+            </w:pPr>
+            <w:r>
+              <w:rPr>
+                <w:color w:val="BBBBBB"/>
+                <w:sz w:val="18"/>
+                <w:szCs w:val="18"/>
+              </w:rPr>
+              <w:t xml:space="preserve">____________________________</w:t>
+            </w:r>
+          </w:p>
+          <w:p>
+            <w:pPr>
+              <w:spacing w:after="30" w:before="40"/>
+            </w:pPr>
+            <w:r>
+              <w:rPr>
+                <w:b/>
+                <w:bCs/>
+                <w:color w:val="1A6FB5"/>
+                <w:sz w:val="18"/>
+                <w:szCs w:val="18"/>
+              </w:rPr>
+              <w:t xml:space="preserve">Although... _______________</w:t>
+            </w:r>
+          </w:p>
+          <w:p>
+            <w:pPr>
+              <w:spacing w:after="50" w:before="0"/>
+            </w:pPr>
+            <w:r>
+              <w:rPr>
+                <w:color w:val="BBBBBB"/>
+                <w:sz w:val="18"/>
+                <w:szCs w:val="18"/>
+              </w:rPr>
+              <w:t xml:space="preserve">____________________________</w:t>
+            </w:r>
+          </w:p>
+          <w:p>
+            <w:pPr>
+              <w:spacing w:after="30" w:before="40"/>
+            </w:pPr>
+            <w:r>
+              <w:rPr>
+                <w:b/>
+                <w:bCs/>
+                <w:color w:val="7A5400"/>
+                <w:sz w:val="18"/>
+                <w:szCs w:val="18"/>
+              </w:rPr>
+              <w:t xml:space="preserve">Therefore... ______________</w:t>
+            </w:r>
+          </w:p>
+          <w:p>
+            <w:pPr>
+              <w:spacing w:after="50" w:before="0"/>
+            </w:pPr>
+            <w:r>
+              <w:rPr>
+                <w:color w:val="BBBBBB"/>
+                <w:sz w:val="18"/>
+                <w:szCs w:val="18"/>
+              </w:rPr>
+              <w:t xml:space="preserve">____________________________</w:t>
+            </w:r>
+          </w:p>
+        </w:tc>
+      </w:tr>
+    </w:tbl>
     <w:p>
       <w:pPr>
         <w:spacing w:after="60" w:before="0"/>
       </w:pPr>
       <w:r>
-        <w:rPr>
-          <w:i/>
-          <w:iCs/>
-          <w:color w:val="3F4D5C"/>
-          <w:sz w:val="20"/>
-          <w:szCs w:val="20"/>
-        </w:rPr>
-        <w:t xml:space="preserve">B. Hay 84 ruedas. Cada bicicleta tiene 2 ruedas. ¿Cuántas bicicletas son?</w:t>
-      </w:r>
-    </w:p>
-    <w:p>
-      <w:pPr>
-        <w:spacing w:after="80" w:before="0"/>
-      </w:pPr>
-      <w:r>
-        <w:rPr>
-          <w:color w:val="BBBBBB"/>
-        </w:rPr>
-        <w:t xml:space="preserve">____________________________________________________</w:t>
-      </w:r>
-    </w:p>
-    <w:p>
-      <w:pPr>
-        <w:spacing w:after="40" w:before="0"/>
-      </w:pPr>
-      <w:r>
-        <w:rPr>
-          <w:sz w:val="22"/>
-          <w:szCs w:val="22"/>
-        </w:rPr>
-        <w:t xml:space="preserve">3.  A shelf has 12 books. Another shelf has 4 times as many. How many books are on the second shelf?</w:t>
-      </w:r>
-    </w:p>
+        <w:t xml:space="preserve"/>
+      </w:r>
+    </w:p>
+    <w:tbl>
+      <w:tblPr>
+        <w:tblW w:type="dxa" w:w="9360"/>
+        <w:tblBorders>
+          <w:top w:val="single" w:color="C7D2DD" w:sz="6"/>
+          <w:left w:val="single" w:color="C7D2DD" w:sz="6"/>
+          <w:bottom w:val="single" w:color="C7D2DD" w:sz="6"/>
+          <w:right w:val="single" w:color="C7D2DD" w:sz="6"/>
+          <w:insideH w:val="single" w:color="C7D2DD" w:sz="6"/>
+          <w:insideV w:val="single" w:color="C7D2DD" w:sz="6"/>
+        </w:tblBorders>
+      </w:tblPr>
+      <w:tblGrid>
+        <w:gridCol w:w="2800"/>
+        <w:gridCol w:w="3560"/>
+        <w:gridCol w:w="3000"/>
+      </w:tblGrid>
+      <w:tr>
+        <w:trPr>
+          <w:cantSplit/>
+          <w:tblHeader/>
+        </w:trPr>
+        <w:tc>
+          <w:tcPr>
+            <w:tcW w:type="dxa" w:w="2800"/>
+            <w:shd w:fill="EEF4F8" w:color="auto" w:val="clear"/>
+            <w:tcMar>
+              <w:top w:type="dxa" w:w="60"/>
+              <w:left w:type="dxa" w:w="100"/>
+              <w:bottom w:type="dxa" w:w="60"/>
+              <w:right w:type="dxa" w:w="100"/>
+            </w:tcMar>
+          </w:tcPr>
+          <w:p>
+            <w:pPr>
+              <w:spacing w:after="0" w:before="0"/>
+            </w:pPr>
+            <w:r>
+              <w:rPr>
+                <w:b/>
+                <w:bCs/>
+                <w:color w:val="0F2B3C"/>
+                <w:sz w:val="16"/>
+                <w:szCs w:val="16"/>
+              </w:rPr>
+              <w:t xml:space="preserve">CORE PROBLEM / GIVEN REPRESENTATION</w:t>
+            </w:r>
+          </w:p>
+        </w:tc>
+        <w:tc>
+          <w:tcPr>
+            <w:tcW w:type="dxa" w:w="3560"/>
+            <w:shd w:fill="EEF4F8" w:color="auto" w:val="clear"/>
+            <w:tcMar>
+              <w:top w:type="dxa" w:w="60"/>
+              <w:left w:type="dxa" w:w="100"/>
+              <w:bottom w:type="dxa" w:w="60"/>
+              <w:right w:type="dxa" w:w="100"/>
+            </w:tcMar>
+          </w:tcPr>
+          <w:p>
+            <w:pPr>
+              <w:spacing w:after="0" w:before="0"/>
+            </w:pPr>
+            <w:r>
+              <w:rPr>
+                <w:b/>
+                <w:bCs/>
+                <w:color w:val="0F2B3C"/>
+                <w:sz w:val="16"/>
+                <w:szCs w:val="16"/>
+              </w:rPr>
+              <w:t xml:space="preserve">WORKING SPACE / CALCULATION STEPS</w:t>
+            </w:r>
+          </w:p>
+        </w:tc>
+        <w:tc>
+          <w:tcPr>
+            <w:tcW w:type="dxa" w:w="3000"/>
+            <w:shd w:fill="FBF3E2" w:color="auto" w:val="clear"/>
+            <w:tcMar>
+              <w:top w:type="dxa" w:w="60"/>
+              <w:left w:type="dxa" w:w="100"/>
+              <w:bottom w:type="dxa" w:w="60"/>
+              <w:right w:type="dxa" w:w="100"/>
+            </w:tcMar>
+          </w:tcPr>
+          <w:p>
+            <w:pPr>
+              <w:spacing w:after="0" w:before="0"/>
+            </w:pPr>
+            <w:r>
+              <w:rPr>
+                <w:b/>
+                <w:bCs/>
+                <w:color w:val="7A5400"/>
+                <w:sz w:val="16"/>
+                <w:szCs w:val="16"/>
+              </w:rPr>
+              <w:t xml:space="preserve">EXPLAIN YOUR REASONING</w:t>
+            </w:r>
+          </w:p>
+        </w:tc>
+      </w:tr>
+      <w:tr>
+        <w:trPr>
+          <w:cantSplit/>
+        </w:trPr>
+        <w:tc>
+          <w:tcPr>
+            <w:tcW w:type="dxa" w:w="2800"/>
+            <w:tcMar>
+              <w:top w:type="dxa" w:w="80"/>
+              <w:left w:type="dxa" w:w="100"/>
+              <w:bottom w:type="dxa" w:w="80"/>
+              <w:right w:type="dxa" w:w="100"/>
+            </w:tcMar>
+            <w:vAlign w:val="top"/>
+          </w:tcPr>
+          <w:p>
+            <w:pPr>
+              <w:spacing w:after="40" w:before="0"/>
+            </w:pPr>
+            <w:r>
+              <w:rPr>
+                <w:b/>
+                <w:bCs/>
+                <w:color w:val="0F2B3C"/>
+                <w:sz w:val="20"/>
+                <w:szCs w:val="20"/>
+              </w:rPr>
+              <w:t xml:space="preserve">3.  A shelf has 12 books. Another shelf has 4 times as many. How many books are on the second shelf?</w:t>
+            </w:r>
+          </w:p>
+          <w:p>
+            <w:pPr>
+              <w:spacing w:after="40" w:before="0"/>
+            </w:pPr>
+            <w:r>
+              <w:rPr>
+                <w:i/>
+                <w:iCs/>
+                <w:color w:val="3F4D5C"/>
+                <w:sz w:val="20"/>
+                <w:szCs w:val="20"/>
+              </w:rPr>
+              <w:t xml:space="preserve">C. Un estante tiene 12 libros. Otro estante tiene 4 veces esa cantidad. ¿Cuántos libros hay en el segundo estante?</w:t>
+            </w:r>
+          </w:p>
+          <w:p>
+            <w:pPr>
+              <w:spacing w:after="0" w:before="0"/>
+            </w:pPr>
+            <w:r>
+              <w:rPr>
+                <w:color w:val="5E6E7E"/>
+                <w:sz w:val="18"/>
+                <w:szCs w:val="18"/>
+              </w:rPr>
+              <w:t xml:space="preserve">Choices: 48   /   16   /   3   /   124</w:t>
+            </w:r>
+          </w:p>
+        </w:tc>
+        <w:tc>
+          <w:tcPr>
+            <w:tcW w:type="dxa" w:w="3560"/>
+            <w:tcMar>
+              <w:top w:type="dxa" w:w="80"/>
+              <w:left w:type="dxa" w:w="100"/>
+              <w:bottom w:type="dxa" w:w="80"/>
+              <w:right w:type="dxa" w:w="100"/>
+            </w:tcMar>
+            <w:vAlign w:val="top"/>
+          </w:tcPr>
+          <w:p>
+            <w:pPr>
+              <w:spacing w:after="50" w:before="0"/>
+            </w:pPr>
+            <w:r>
+              <w:rPr>
+                <w:color w:val="BBBBBB"/>
+                <w:sz w:val="18"/>
+                <w:szCs w:val="18"/>
+              </w:rPr>
+              <w:t xml:space="preserve">____________________________</w:t>
+            </w:r>
+          </w:p>
+          <w:p>
+            <w:pPr>
+              <w:spacing w:after="50" w:before="0"/>
+            </w:pPr>
+            <w:r>
+              <w:rPr>
+                <w:color w:val="BBBBBB"/>
+                <w:sz w:val="18"/>
+                <w:szCs w:val="18"/>
+              </w:rPr>
+              <w:t xml:space="preserve">____________________________</w:t>
+            </w:r>
+          </w:p>
+          <w:p>
+            <w:pPr>
+              <w:spacing w:after="50" w:before="0"/>
+            </w:pPr>
+            <w:r>
+              <w:rPr>
+                <w:color w:val="BBBBBB"/>
+                <w:sz w:val="18"/>
+                <w:szCs w:val="18"/>
+              </w:rPr>
+              <w:t xml:space="preserve">____________________________</w:t>
+            </w:r>
+          </w:p>
+          <w:p>
+            <w:pPr>
+              <w:spacing w:after="50" w:before="0"/>
+            </w:pPr>
+            <w:r>
+              <w:rPr>
+                <w:color w:val="BBBBBB"/>
+                <w:sz w:val="18"/>
+                <w:szCs w:val="18"/>
+              </w:rPr>
+              <w:t xml:space="preserve">____________________________</w:t>
+            </w:r>
+          </w:p>
+        </w:tc>
+        <w:tc>
+          <w:tcPr>
+            <w:tcW w:type="dxa" w:w="3000"/>
+            <w:shd w:fill="FBF3E2" w:color="auto" w:val="clear"/>
+            <w:tcMar>
+              <w:top w:type="dxa" w:w="80"/>
+              <w:left w:type="dxa" w:w="100"/>
+              <w:bottom w:type="dxa" w:w="80"/>
+              <w:right w:type="dxa" w:w="100"/>
+            </w:tcMar>
+            <w:vAlign w:val="top"/>
+          </w:tcPr>
+          <w:p>
+            <w:pPr>
+              <w:spacing w:after="30" w:before="0"/>
+            </w:pPr>
+            <w:r>
+              <w:rPr>
+                <w:b/>
+                <w:bCs/>
+                <w:color w:val="0F2B3C"/>
+                <w:sz w:val="18"/>
+                <w:szCs w:val="18"/>
+              </w:rPr>
+              <w:t xml:space="preserve">Because... ________________</w:t>
+            </w:r>
+          </w:p>
+          <w:p>
+            <w:pPr>
+              <w:spacing w:after="50" w:before="0"/>
+            </w:pPr>
+            <w:r>
+              <w:rPr>
+                <w:color w:val="BBBBBB"/>
+                <w:sz w:val="18"/>
+                <w:szCs w:val="18"/>
+              </w:rPr>
+              <w:t xml:space="preserve">____________________________</w:t>
+            </w:r>
+          </w:p>
+          <w:p>
+            <w:pPr>
+              <w:spacing w:after="30" w:before="40"/>
+            </w:pPr>
+            <w:r>
+              <w:rPr>
+                <w:b/>
+                <w:bCs/>
+                <w:color w:val="1A6FB5"/>
+                <w:sz w:val="18"/>
+                <w:szCs w:val="18"/>
+              </w:rPr>
+              <w:t xml:space="preserve">Although... _______________</w:t>
+            </w:r>
+          </w:p>
+          <w:p>
+            <w:pPr>
+              <w:spacing w:after="50" w:before="0"/>
+            </w:pPr>
+            <w:r>
+              <w:rPr>
+                <w:color w:val="BBBBBB"/>
+                <w:sz w:val="18"/>
+                <w:szCs w:val="18"/>
+              </w:rPr>
+              <w:t xml:space="preserve">____________________________</w:t>
+            </w:r>
+          </w:p>
+          <w:p>
+            <w:pPr>
+              <w:spacing w:after="30" w:before="40"/>
+            </w:pPr>
+            <w:r>
+              <w:rPr>
+                <w:b/>
+                <w:bCs/>
+                <w:color w:val="7A5400"/>
+                <w:sz w:val="18"/>
+                <w:szCs w:val="18"/>
+              </w:rPr>
+              <w:t xml:space="preserve">Therefore... ______________</w:t>
+            </w:r>
+          </w:p>
+          <w:p>
+            <w:pPr>
+              <w:spacing w:after="50" w:before="0"/>
+            </w:pPr>
+            <w:r>
+              <w:rPr>
+                <w:color w:val="BBBBBB"/>
+                <w:sz w:val="18"/>
+                <w:szCs w:val="18"/>
+              </w:rPr>
+              <w:t xml:space="preserve">____________________________</w:t>
+            </w:r>
+          </w:p>
+        </w:tc>
+      </w:tr>
+    </w:tbl>
     <w:p>
       <w:pPr>
         <w:spacing w:after="60" w:before="0"/>
       </w:pPr>
       <w:r>
-        <w:rPr>
-          <w:i/>
-          <w:iCs/>
-          <w:color w:val="3F4D5C"/>
-          <w:sz w:val="20"/>
-          <w:szCs w:val="20"/>
-        </w:rPr>
-        <w:t xml:space="preserve">C. Un estante tiene 12 libros. Otro estante tiene 4 veces esa cantidad. ¿Cuántos libros hay en el segundo estante?</w:t>
-      </w:r>
-    </w:p>
-    <w:p>
-      <w:pPr>
-        <w:spacing w:after="40" w:before="0"/>
-      </w:pPr>
-      <w:r>
-        <w:rPr>
-          <w:color w:val="5E6E7E"/>
-          <w:sz w:val="20"/>
-          <w:szCs w:val="20"/>
-        </w:rPr>
-        <w:t xml:space="preserve">     choices: 48   /   16   /   3   /   124</w:t>
-      </w:r>
-    </w:p>
-    <w:p>
-      <w:pPr>
-        <w:spacing w:after="80" w:before="0"/>
-      </w:pPr>
-      <w:r>
-        <w:rPr>
-          <w:color w:val="BBBBBB"/>
-        </w:rPr>
-        <w:t xml:space="preserve">____________________________________________________</w:t>
+        <w:t xml:space="preserve"/>
       </w:r>
     </w:p>
     <w:p>
@@ -806,6 +4757,141 @@
         <w:t xml:space="preserve">____________________________________________________</w:t>
       </w:r>
     </w:p>
+    <w:tbl>
+      <w:tblPr>
+        <w:tblW w:type="dxa" w:w="9360"/>
+        <w:tblBorders>
+          <w:top w:val="single" w:color="C7D2DD" w:sz="6"/>
+          <w:left w:val="single" w:color="C7D2DD" w:sz="6"/>
+          <w:bottom w:val="single" w:color="C7D2DD" w:sz="6"/>
+          <w:right w:val="single" w:color="C7D2DD" w:sz="6"/>
+          <w:insideH w:val="single" w:color="C7D2DD" w:sz="6"/>
+          <w:insideV w:val="single" w:color="C7D2DD" w:sz="6"/>
+        </w:tblBorders>
+      </w:tblPr>
+      <w:tblGrid>
+        <w:gridCol w:w="3120"/>
+        <w:gridCol w:w="3120"/>
+        <w:gridCol w:w="3120"/>
+      </w:tblGrid>
+      <w:tr>
+        <w:trPr>
+          <w:cantSplit/>
+          <w:tblHeader/>
+        </w:trPr>
+        <w:tc>
+          <w:tcPr>
+            <w:tcW w:type="dxa" w:w="9360"/>
+            <w:gridSpan w:val="3"/>
+            <w:shd w:fill="EEF4F8" w:color="auto" w:val="clear"/>
+            <w:tcMar>
+              <w:top w:type="dxa" w:w="60"/>
+              <w:left w:type="dxa" w:w="100"/>
+              <w:bottom w:type="dxa" w:w="60"/>
+              <w:right w:type="dxa" w:w="100"/>
+            </w:tcMar>
+          </w:tcPr>
+          <w:p>
+            <w:pPr>
+              <w:spacing w:after="0" w:before="0"/>
+            </w:pPr>
+            <w:r>
+              <w:rPr>
+                <w:b/>
+                <w:bCs/>
+                <w:color w:val="0F2B3C"/>
+                <w:sz w:val="18"/>
+                <w:szCs w:val="18"/>
+              </w:rPr>
+              <w:t xml:space="preserve">EXIT CHECK · 3-POINT SELF-ASSESSMENT CHECKLIST</w:t>
+            </w:r>
+          </w:p>
+        </w:tc>
+      </w:tr>
+      <w:tr>
+        <w:trPr>
+          <w:cantSplit/>
+        </w:trPr>
+        <w:tc>
+          <w:tcPr>
+            <w:tcW w:type="dxa" w:w="3120"/>
+            <w:tcMar>
+              <w:top w:type="dxa" w:w="80"/>
+              <w:left w:type="dxa" w:w="100"/>
+              <w:bottom w:type="dxa" w:w="80"/>
+              <w:right w:type="dxa" w:w="100"/>
+            </w:tcMar>
+          </w:tcPr>
+          <w:p>
+            <w:pPr>
+              <w:spacing w:after="0" w:before="0"/>
+            </w:pPr>
+            <w:r>
+              <w:rPr>
+                <w:b/>
+                <w:bCs/>
+                <w:color w:val="0F2B3C"/>
+                <w:sz w:val="18"/>
+                <w:szCs w:val="18"/>
+              </w:rPr>
+              <w:t xml:space="preserve">☐ 1. Units &amp; Labels Verified</w:t>
+            </w:r>
+          </w:p>
+        </w:tc>
+        <w:tc>
+          <w:tcPr>
+            <w:tcW w:type="dxa" w:w="3120"/>
+            <w:tcMar>
+              <w:top w:type="dxa" w:w="80"/>
+              <w:left w:type="dxa" w:w="100"/>
+              <w:bottom w:type="dxa" w:w="80"/>
+              <w:right w:type="dxa" w:w="100"/>
+            </w:tcMar>
+          </w:tcPr>
+          <w:p>
+            <w:pPr>
+              <w:spacing w:after="0" w:before="0"/>
+            </w:pPr>
+            <w:r>
+              <w:rPr>
+                <w:b/>
+                <w:bCs/>
+                <w:color w:val="0F2B3C"/>
+                <w:sz w:val="18"/>
+                <w:szCs w:val="18"/>
+              </w:rPr>
+              <w:t xml:space="preserve">☐ 2. Reasoning Stated (Because / Although / Therefore)</w:t>
+            </w:r>
+          </w:p>
+        </w:tc>
+        <w:tc>
+          <w:tcPr>
+            <w:tcW w:type="dxa" w:w="3120"/>
+            <w:tcMar>
+              <w:top w:type="dxa" w:w="80"/>
+              <w:left w:type="dxa" w:w="100"/>
+              <w:bottom w:type="dxa" w:w="80"/>
+              <w:right w:type="dxa" w:w="100"/>
+            </w:tcMar>
+          </w:tcPr>
+          <w:p>
+            <w:pPr>
+              <w:spacing w:after="0" w:before="0"/>
+            </w:pPr>
+            <w:r>
+              <w:rPr>
+                <w:b/>
+                <w:bCs/>
+                <w:color w:val="0F2B3C"/>
+                <w:sz w:val="18"/>
+                <w:szCs w:val="18"/>
+              </w:rPr>
+              <w:t xml:space="preserve">☐ 3. Calculations Double-Checked</w:t>
+            </w:r>
+          </w:p>
+        </w:tc>
+      </w:tr>
+    </w:tbl>
     <w:p>
       <w:pPr>
         <w:spacing w:after="60" w:before="120"/>
